--- a/docx/03-capa-de-enlace/boletin-U03-inicial.docx
+++ b/docx/03-capa-de-enlace/boletin-U03-inicial.docx
@@ -28,7 +28,7 @@
         </w:p>
       </w:sdtContent>
     </w:sdt>
-    <w:bookmarkStart w:id="9" w:name="Xccd05eecaccb60a981f19cd6c7c47d67f35bef9"/>
+    <w:bookmarkStart w:id="20" w:name="Xccd05eecaccb60a981f19cd6c7c47d67f35bef9"/>
     <w:p>
       <w:pPr>
         <w:pStyle w:val="Heading1"/>
@@ -37,8 +37,8 @@
         <w:t xml:space="preserve">Boletín de Capa de enlace y trama Ethernet — Inicial</w:t>
       </w:r>
     </w:p>
-    <w:bookmarkEnd w:id="9"/>
-    <w:bookmarkStart w:id="18" w:name="X5899b477c6036f2c9d7f91aaa95d3587f104b87"/>
+    <w:bookmarkEnd w:id="20"/>
+    <w:bookmarkStart w:id="29" w:name="X5899b477c6036f2c9d7f91aaa95d3587f104b87"/>
     <w:p>
       <w:pPr>
         <w:pStyle w:val="Heading1"/>
@@ -62,7 +62,7 @@
         </w:pict>
       </w:r>
     </w:p>
-    <w:bookmarkStart w:id="10" w:name="relaciona-capa-y-pdu"/>
+    <w:bookmarkStart w:id="21" w:name="relaciona-capa-y-pdu"/>
     <w:p>
       <w:pPr>
         <w:pStyle w:val="Heading2"/>
@@ -82,7 +82,13 @@
         <w:t xml:space="preserve"> </w:t>
       </w:r>
       <w:r>
-        <w:t xml:space="preserve">“viaja”</w:t>
+        <w:t xml:space="preserve">“</w:t>
+      </w:r>
+      <w:r>
+        <w:t xml:space="preserve">viaja</w:t>
+      </w:r>
+      <w:r>
+        <w:t xml:space="preserve">”</w:t>
       </w:r>
       <w:r>
         <w:t xml:space="preserve"> </w:t>
@@ -95,6 +101,7 @@
       <w:tblPr>
         <w:tblStyle w:val="Table"/>
         <w:tblW w:type="auto" w:w="0"/>
+        <w:jc w:val="left"/>
         <w:tblLook w:firstRow="1" w:lastRow="0" w:firstColumn="0" w:lastColumn="0" w:noHBand="0" w:noVBand="0" w:val="0020"/>
       </w:tblPr>
       <w:tblGrid>
@@ -110,6 +117,7 @@
           <w:p>
             <w:pPr>
               <w:pStyle w:val="Compact"/>
+              <w:jc w:val="left"/>
             </w:pPr>
             <w:r>
               <w:t xml:space="preserve">Capa</w:t>
@@ -121,6 +129,7 @@
           <w:p>
             <w:pPr>
               <w:pStyle w:val="Compact"/>
+              <w:jc w:val="left"/>
             </w:pPr>
             <w:r>
               <w:t xml:space="preserve">PDU</w:t>
@@ -134,6 +143,7 @@
           <w:p>
             <w:pPr>
               <w:pStyle w:val="Compact"/>
+              <w:jc w:val="left"/>
             </w:pPr>
             <w:r>
               <w:t xml:space="preserve">1 · Física</w:t>
@@ -145,6 +155,7 @@
           <w:p>
             <w:pPr>
               <w:pStyle w:val="Compact"/>
+              <w:jc w:val="left"/>
             </w:pPr>
             <w:r>
               <w:t xml:space="preserve">a) Paquete</w:t>
@@ -158,6 +169,7 @@
           <w:p>
             <w:pPr>
               <w:pStyle w:val="Compact"/>
+              <w:jc w:val="left"/>
             </w:pPr>
             <w:r>
               <w:t xml:space="preserve">2 · Enlace</w:t>
@@ -169,6 +181,7 @@
           <w:p>
             <w:pPr>
               <w:pStyle w:val="Compact"/>
+              <w:jc w:val="left"/>
             </w:pPr>
             <w:r>
               <w:t xml:space="preserve">b) Bits</w:t>
@@ -182,6 +195,7 @@
           <w:p>
             <w:pPr>
               <w:pStyle w:val="Compact"/>
+              <w:jc w:val="left"/>
             </w:pPr>
             <w:r>
               <w:t xml:space="preserve">3 · Red</w:t>
@@ -193,6 +207,7 @@
           <w:p>
             <w:pPr>
               <w:pStyle w:val="Compact"/>
+              <w:jc w:val="left"/>
             </w:pPr>
             <w:r>
               <w:t xml:space="preserve">c) Trama</w:t>
@@ -206,6 +221,7 @@
           <w:p>
             <w:pPr>
               <w:pStyle w:val="Compact"/>
+              <w:jc w:val="left"/>
             </w:pPr>
             <w:r>
               <w:t xml:space="preserve">4 · Transporte</w:t>
@@ -217,6 +233,7 @@
           <w:p>
             <w:pPr>
               <w:pStyle w:val="Compact"/>
+              <w:jc w:val="left"/>
             </w:pPr>
             <w:r>
               <w:t xml:space="preserve">d) Segmento</w:t>
@@ -225,8 +242,8 @@
         </w:tc>
       </w:tr>
     </w:tbl>
-    <w:bookmarkEnd w:id="10"/>
-    <w:bookmarkStart w:id="11" w:name="anatomía-de-una-mac"/>
+    <w:bookmarkEnd w:id="21"/>
+    <w:bookmarkStart w:id="22" w:name="anatomía-de-una-mac"/>
     <w:p>
       <w:pPr>
         <w:pStyle w:val="Heading2"/>
@@ -291,8 +308,8 @@
         <w:t xml:space="preserve">¿Qué identifica la parte restante?</w:t>
       </w:r>
     </w:p>
-    <w:bookmarkEnd w:id="11"/>
-    <w:bookmarkStart w:id="12" w:name="unicast-multicast-o-broadcast"/>
+    <w:bookmarkEnd w:id="22"/>
+    <w:bookmarkStart w:id="23" w:name="unicast-multicast-o-broadcast"/>
     <w:p>
       <w:pPr>
         <w:pStyle w:val="Heading2"/>
@@ -354,8 +371,8 @@
         <w:t xml:space="preserve">01:00:5E:11:22:33</w:t>
       </w:r>
     </w:p>
-    <w:bookmarkEnd w:id="12"/>
-    <w:bookmarkStart w:id="13" w:name="verdadero-o-falso-mac-e-ip"/>
+    <w:bookmarkEnd w:id="23"/>
+    <w:bookmarkStart w:id="24" w:name="verdadero-o-falso-mac-e-ip"/>
     <w:p>
       <w:pPr>
         <w:pStyle w:val="Heading2"/>
@@ -412,8 +429,8 @@
         <w:t xml:space="preserve">El switch usa las IP para reenviar las tramas.</w:t>
       </w:r>
     </w:p>
-    <w:bookmarkEnd w:id="13"/>
-    <w:bookmarkStart w:id="14" w:name="los-campos-de-la-trama-ethernet-ii"/>
+    <w:bookmarkEnd w:id="24"/>
+    <w:bookmarkStart w:id="25" w:name="los-campos-de-la-trama-ethernet-ii"/>
     <w:p>
       <w:pPr>
         <w:pStyle w:val="Heading2"/>
@@ -490,8 +507,8 @@
         <w:t xml:space="preserve">¿Qué significa FCS y qué pasa si no cuadra?</w:t>
       </w:r>
     </w:p>
-    <w:bookmarkEnd w:id="14"/>
-    <w:bookmarkStart w:id="15" w:name="ordena-la-encapsulación"/>
+    <w:bookmarkEnd w:id="25"/>
+    <w:bookmarkStart w:id="26" w:name="ordena-la-encapsulación"/>
     <w:p>
       <w:pPr>
         <w:pStyle w:val="Heading2"/>
@@ -568,8 +585,8 @@
         <w:t xml:space="preserve">El navegador prepara los datos HTTP</w:t>
       </w:r>
     </w:p>
-    <w:bookmarkEnd w:id="15"/>
-    <w:bookmarkStart w:id="16" w:name="mac-o-ip-cuál"/>
+    <w:bookmarkEnd w:id="26"/>
+    <w:bookmarkStart w:id="27" w:name="mac-o-ip-cuál"/>
     <w:p>
       <w:pPr>
         <w:pStyle w:val="Heading2"/>
@@ -590,6 +607,7 @@
       <w:tblPr>
         <w:tblStyle w:val="Table"/>
         <w:tblW w:type="auto" w:w="0"/>
+        <w:jc w:val="left"/>
         <w:tblLook w:firstRow="1" w:lastRow="0" w:firstColumn="0" w:lastColumn="0" w:noHBand="0" w:noVBand="0" w:val="0020"/>
       </w:tblPr>
       <w:tblGrid>
@@ -605,6 +623,7 @@
           <w:p>
             <w:pPr>
               <w:pStyle w:val="Compact"/>
+              <w:jc w:val="left"/>
             </w:pPr>
             <w:r>
               <w:t xml:space="preserve">Frase</w:t>
@@ -616,6 +635,7 @@
           <w:p>
             <w:pPr>
               <w:pStyle w:val="Compact"/>
+              <w:jc w:val="left"/>
             </w:pPr>
             <w:r>
               <w:t xml:space="preserve">¿MAC o IP?</w:t>
@@ -629,6 +649,7 @@
           <w:p>
             <w:pPr>
               <w:pStyle w:val="Compact"/>
+              <w:jc w:val="left"/>
             </w:pPr>
             <w:r>
               <w:t xml:space="preserve">1. La escribe el fabricante</w:t>
@@ -640,6 +661,7 @@
           <w:p>
             <w:pPr>
               <w:pStyle w:val="Compact"/>
+              <w:jc w:val="left"/>
             </w:pPr>
             <w:r>
               <w:t xml:space="preserve">a) IP</w:t>
@@ -653,6 +675,7 @@
           <w:p>
             <w:pPr>
               <w:pStyle w:val="Compact"/>
+              <w:jc w:val="left"/>
             </w:pPr>
             <w:r>
               <w:t xml:space="preserve">2. Identifica el destino final en Internet</w:t>
@@ -664,6 +687,7 @@
           <w:p>
             <w:pPr>
               <w:pStyle w:val="Compact"/>
+              <w:jc w:val="left"/>
             </w:pPr>
             <w:r>
               <w:t xml:space="preserve">b) MAC</w:t>
@@ -677,6 +701,7 @@
           <w:p>
             <w:pPr>
               <w:pStyle w:val="Compact"/>
+              <w:jc w:val="left"/>
             </w:pPr>
             <w:r>
               <w:t xml:space="preserve">3. Se cambia en cada salto con router</w:t>
@@ -688,6 +713,7 @@
           <w:p>
             <w:pPr>
               <w:pStyle w:val="Compact"/>
+              <w:jc w:val="left"/>
             </w:pPr>
             <w:r>
               <w:t xml:space="preserve">b) MAC</w:t>
@@ -701,6 +727,7 @@
           <w:p>
             <w:pPr>
               <w:pStyle w:val="Compact"/>
+              <w:jc w:val="left"/>
             </w:pPr>
             <w:r>
               <w:t xml:space="preserve">4. La configuras tú o te la da el DHCP</w:t>
@@ -712,6 +739,7 @@
           <w:p>
             <w:pPr>
               <w:pStyle w:val="Compact"/>
+              <w:jc w:val="left"/>
             </w:pPr>
             <w:r>
               <w:t xml:space="preserve">a) IP</w:t>
@@ -720,8 +748,8 @@
         </w:tc>
       </w:tr>
     </w:tbl>
-    <w:bookmarkEnd w:id="16"/>
-    <w:bookmarkStart w:id="17" w:name="el-sobre-de-la-capa-2-802.11-vs-802.3"/>
+    <w:bookmarkEnd w:id="27"/>
+    <w:bookmarkStart w:id="28" w:name="el-sobre-de-la-capa-2-802.11-vs-802.3"/>
     <w:p>
       <w:pPr>
         <w:pStyle w:val="Heading2"/>
@@ -786,13 +814,9 @@
         <w:t xml:space="preserve">El switch examina el campo EtherType para decidir a qué puerto reenviar.</w:t>
       </w:r>
     </w:p>
-    <w:bookmarkEnd w:id="17"/>
-    <w:bookmarkEnd w:id="18"/>
-    <w:sectPr>
-      <w:footnotePr>
-        <w:numRestart w:val="eachSect"/>
-      </w:footnotePr>
-    </w:sectPr>
+    <w:bookmarkEnd w:id="28"/>
+    <w:bookmarkEnd w:id="29"/>
+    <w:sectPr/>
   </w:body>
 </w:document>
 </file>
@@ -830,7 +854,7 @@
       <w:lvlText w:val=" "/>
       <w:lvlJc w:val="left"/>
       <w:pPr>
-        <w:ind w:left="720" w:hanging="360"/>
+        <w:ind w:left="720" w:hanging="480"/>
       </w:pPr>
     </w:lvl>
     <w:lvl w:ilvl="1">
@@ -838,7 +862,7 @@
       <w:lvlText w:val=" "/>
       <w:lvlJc w:val="left"/>
       <w:pPr>
-        <w:ind w:left="1440" w:hanging="360"/>
+        <w:ind w:left="1440" w:hanging="480"/>
       </w:pPr>
     </w:lvl>
     <w:lvl w:ilvl="2">
@@ -846,7 +870,7 @@
       <w:lvlText w:val=" "/>
       <w:lvlJc w:val="left"/>
       <w:pPr>
-        <w:ind w:left="2160" w:hanging="360"/>
+        <w:ind w:left="2160" w:hanging="480"/>
       </w:pPr>
     </w:lvl>
     <w:lvl w:ilvl="3">
@@ -854,7 +878,7 @@
       <w:lvlText w:val=" "/>
       <w:lvlJc w:val="left"/>
       <w:pPr>
-        <w:ind w:left="2880" w:hanging="360"/>
+        <w:ind w:left="2880" w:hanging="480"/>
       </w:pPr>
     </w:lvl>
     <w:lvl w:ilvl="4">
@@ -862,7 +886,7 @@
       <w:lvlText w:val=" "/>
       <w:lvlJc w:val="left"/>
       <w:pPr>
-        <w:ind w:left="3600" w:hanging="360"/>
+        <w:ind w:left="3600" w:hanging="480"/>
       </w:pPr>
     </w:lvl>
     <w:lvl w:ilvl="5">
@@ -870,7 +894,7 @@
       <w:lvlText w:val=" "/>
       <w:lvlJc w:val="left"/>
       <w:pPr>
-        <w:ind w:left="4320" w:hanging="360"/>
+        <w:ind w:left="4320" w:hanging="480"/>
       </w:pPr>
     </w:lvl>
     <w:lvl w:ilvl="6">
@@ -878,7 +902,7 @@
       <w:lvlText w:val=" "/>
       <w:lvlJc w:val="left"/>
       <w:pPr>
-        <w:ind w:left="5040" w:hanging="360"/>
+        <w:ind w:left="5040" w:hanging="480"/>
       </w:pPr>
     </w:lvl>
     <w:lvl w:ilvl="7">
@@ -886,7 +910,7 @@
       <w:lvlText w:val=" "/>
       <w:lvlJc w:val="left"/>
       <w:pPr>
-        <w:ind w:left="5760" w:hanging="360"/>
+        <w:ind w:left="5760" w:hanging="480"/>
       </w:pPr>
     </w:lvl>
     <w:lvl w:ilvl="8">
@@ -894,7 +918,7 @@
       <w:lvlText w:val=" "/>
       <w:lvlJc w:val="left"/>
       <w:pPr>
-        <w:ind w:left="6480" w:hanging="360"/>
+        <w:ind w:left="6480" w:hanging="480"/>
       </w:pPr>
     </w:lvl>
   </w:abstractNum>
@@ -907,7 +931,7 @@
       <w:lvlText w:val="%1)"/>
       <w:lvlJc w:val="left"/>
       <w:pPr>
-        <w:ind w:left="720" w:hanging="360"/>
+        <w:ind w:left="720" w:hanging="480"/>
       </w:pPr>
     </w:lvl>
     <w:lvl w:ilvl="1">
@@ -916,7 +940,7 @@
       <w:lvlText w:val="%2)"/>
       <w:lvlJc w:val="left"/>
       <w:pPr>
-        <w:ind w:left="1440" w:hanging="360"/>
+        <w:ind w:left="1440" w:hanging="480"/>
       </w:pPr>
     </w:lvl>
     <w:lvl w:ilvl="2">
@@ -925,7 +949,7 @@
       <w:lvlText w:val="%3)"/>
       <w:lvlJc w:val="left"/>
       <w:pPr>
-        <w:ind w:left="2160" w:hanging="360"/>
+        <w:ind w:left="2160" w:hanging="480"/>
       </w:pPr>
     </w:lvl>
     <w:lvl w:ilvl="3">
@@ -934,7 +958,7 @@
       <w:lvlText w:val="%4)"/>
       <w:lvlJc w:val="left"/>
       <w:pPr>
-        <w:ind w:left="2880" w:hanging="360"/>
+        <w:ind w:left="2880" w:hanging="480"/>
       </w:pPr>
     </w:lvl>
     <w:lvl w:ilvl="4">
@@ -943,7 +967,7 @@
       <w:lvlText w:val="%5)"/>
       <w:lvlJc w:val="left"/>
       <w:pPr>
-        <w:ind w:left="3600" w:hanging="360"/>
+        <w:ind w:left="3600" w:hanging="480"/>
       </w:pPr>
     </w:lvl>
     <w:lvl w:ilvl="5">
@@ -952,7 +976,7 @@
       <w:lvlText w:val="%6)"/>
       <w:lvlJc w:val="left"/>
       <w:pPr>
-        <w:ind w:left="4320" w:hanging="360"/>
+        <w:ind w:left="4320" w:hanging="480"/>
       </w:pPr>
     </w:lvl>
     <w:lvl w:ilvl="6">
@@ -961,7 +985,7 @@
       <w:lvlText w:val="%7)"/>
       <w:lvlJc w:val="left"/>
       <w:pPr>
-        <w:ind w:left="5040" w:hanging="360"/>
+        <w:ind w:left="5040" w:hanging="480"/>
       </w:pPr>
     </w:lvl>
     <w:lvl w:ilvl="7">
@@ -970,7 +994,7 @@
       <w:lvlText w:val="%8)"/>
       <w:lvlJc w:val="left"/>
       <w:pPr>
-        <w:ind w:left="5760" w:hanging="360"/>
+        <w:ind w:left="5760" w:hanging="480"/>
       </w:pPr>
     </w:lvl>
     <w:lvl w:ilvl="8">
@@ -979,7 +1003,7 @@
       <w:lvlText w:val="%9)"/>
       <w:lvlJc w:val="left"/>
       <w:pPr>
-        <w:ind w:left="6480" w:hanging="360"/>
+        <w:ind w:left="6480" w:hanging="480"/>
       </w:pPr>
     </w:lvl>
   </w:abstractNum>
@@ -1174,10 +1198,10 @@
   <w:docDefaults>
     <w:rPrDefault>
       <w:rPr>
-        <w:rFonts w:asciiTheme="minorHAnsi" w:cstheme="minorBidi" w:eastAsiaTheme="minorEastAsia" w:hAnsiTheme="minorHAnsi"/>
+        <w:rFonts w:asciiTheme="minorHAnsi" w:cstheme="minorBidi" w:eastAsiaTheme="minorHAnsi" w:hAnsiTheme="minorHAnsi"/>
         <w:sz w:val="24"/>
         <w:szCs w:val="24"/>
-        <w:lang w:bidi="ar-SA" w:eastAsia="zh-CN" w:val="es-ES"/>
+        <w:lang w:bidi="ar-SA" w:eastAsia="en-US" w:val="es-ES"/>
       </w:rPr>
     </w:rPrDefault>
     <w:pPrDefault>
@@ -1218,94 +1242,57 @@
     <w:name w:val="Title"/>
     <w:basedOn w:val="Normal"/>
     <w:next w:val="BodyText"/>
-    <w:link w:val="TitleChar"/>
-    <w:uiPriority w:val="10"/>
-    <w:qFormat/>
-    <w:rsid w:val="00A10FD9"/>
-    <w:pPr>
-      <w:spacing w:after="80" w:line="240" w:lineRule="auto"/>
-      <w:contextualSpacing/>
+    <w:qFormat/>
+    <w:pPr>
+      <w:keepNext/>
+      <w:keepLines/>
+      <w:spacing w:after="240" w:before="480"/>
       <w:jc w:val="center"/>
     </w:pPr>
     <w:rPr>
       <w:rFonts w:asciiTheme="majorHAnsi" w:cstheme="majorBidi" w:eastAsiaTheme="majorEastAsia" w:hAnsiTheme="majorHAnsi"/>
-      <w:sz w:val="56"/>
-      <w:szCs w:val="56"/>
-    </w:rPr>
-  </w:style>
-  <w:style w:customStyle="1" w:styleId="TitleChar" w:type="character">
-    <w:name w:val="Title Char"/>
-    <w:basedOn w:val="DefaultParagraphFont"/>
-    <w:link w:val="Title"/>
-    <w:uiPriority w:val="10"/>
-    <w:rsid w:val="00A10FD9"/>
-    <w:rPr>
-      <w:rFonts w:asciiTheme="majorHAnsi" w:cstheme="majorBidi" w:eastAsiaTheme="majorEastAsia" w:hAnsiTheme="majorHAnsi"/>
-      <w:sz w:val="56"/>
-      <w:szCs w:val="56"/>
+      <w:b/>
+      <w:bCs/>
+      <w:color w:themeColor="accent1" w:themeShade="B5" w:val="345A8A"/>
+      <w:sz w:val="36"/>
+      <w:szCs w:val="36"/>
     </w:rPr>
   </w:style>
   <w:style w:styleId="Subtitle" w:type="paragraph">
     <w:name w:val="Subtitle"/>
     <w:basedOn w:val="Title"/>
     <w:next w:val="BodyText"/>
-    <w:link w:val="SubtitleChar"/>
-    <w:uiPriority w:val="11"/>
-    <w:qFormat/>
-    <w:rsid w:val="00A10FD9"/>
-    <w:pPr>
-      <w:numPr>
-        <w:ilvl w:val="1"/>
-      </w:numPr>
-    </w:pPr>
-    <w:rPr>
-      <w:rFonts w:cstheme="majorBidi" w:eastAsiaTheme="majorEastAsia"/>
-      <w:spacing w:val="15"/>
-      <w:sz w:val="28"/>
-      <w:szCs w:val="28"/>
-    </w:rPr>
-  </w:style>
-  <w:style w:customStyle="1" w:styleId="SubtitleChar" w:type="character">
-    <w:name w:val="Subtitle Char"/>
-    <w:basedOn w:val="DefaultParagraphFont"/>
-    <w:link w:val="Subtitle"/>
-    <w:uiPriority w:val="11"/>
-    <w:rsid w:val="00A10FD9"/>
-    <w:rPr>
-      <w:rFonts w:cstheme="majorBidi" w:eastAsiaTheme="majorEastAsia"/>
-      <w:color w:themeColor="text1" w:themeTint="A6" w:val="595959"/>
-      <w:spacing w:val="15"/>
-      <w:sz w:val="28"/>
-      <w:szCs w:val="28"/>
+    <w:qFormat/>
+    <w:pPr>
+      <w:keepNext/>
+      <w:keepLines/>
+      <w:spacing w:after="240" w:before="240"/>
+      <w:jc w:val="center"/>
+    </w:pPr>
+    <w:rPr>
+      <w:sz w:val="30"/>
+      <w:szCs w:val="30"/>
     </w:rPr>
   </w:style>
   <w:style w:customStyle="1" w:styleId="Author" w:type="paragraph">
     <w:name w:val="Author"/>
-    <w:basedOn w:val="Title"/>
     <w:next w:val="BodyText"/>
     <w:qFormat/>
     <w:pPr>
       <w:keepNext/>
       <w:keepLines/>
-    </w:pPr>
-    <w:rPr>
-      <w:sz w:val="24"/>
-      <w:szCs w:val="24"/>
-    </w:rPr>
+      <w:jc w:val="center"/>
+    </w:pPr>
   </w:style>
   <w:style w:styleId="Date" w:type="paragraph">
     <w:name w:val="Date"/>
-    <w:basedOn w:val="Title"/>
     <w:next w:val="BodyText"/>
     <w:qFormat/>
     <w:pPr>
       <w:keepNext/>
       <w:keepLines/>
-    </w:pPr>
-    <w:rPr>
-      <w:sz w:val="24"/>
-      <w:szCs w:val="24"/>
-    </w:rPr>
+      <w:jc w:val="center"/>
+    </w:pPr>
   </w:style>
   <w:style w:customStyle="1" w:styleId="AbstractTitle" w:type="paragraph">
     <w:name w:val="Abstract Title"/>
@@ -1320,6 +1307,7 @@
     </w:pPr>
     <w:rPr>
       <w:b/>
+      <w:color w:val="345A8A"/>
       <w:sz w:val="20"/>
       <w:szCs w:val="20"/>
     </w:rPr>
@@ -1348,321 +1336,191 @@
     <w:rPr/>
   </w:style>
   <w:style w:styleId="Heading1" w:type="paragraph">
-    <w:name w:val="heading 1"/>
+    <w:name w:val="Heading 1"/>
     <w:basedOn w:val="Normal"/>
     <w:next w:val="BodyText"/>
-    <w:link w:val="Heading1Char"/>
     <w:uiPriority w:val="9"/>
     <w:qFormat/>
-    <w:rsid w:val="00A10FD9"/>
     <w:pPr>
       <w:keepNext/>
       <w:keepLines/>
-      <w:spacing w:after="80" w:before="360"/>
+      <w:spacing w:after="0" w:before="480"/>
       <w:outlineLvl w:val="0"/>
     </w:pPr>
     <w:rPr>
       <w:rFonts w:asciiTheme="majorHAnsi" w:cstheme="majorBidi" w:eastAsiaTheme="majorEastAsia" w:hAnsiTheme="majorHAnsi"/>
-      <w:color w:themeColor="accent1" w:themeShade="BF" w:val="0F4761"/>
-      <w:sz w:val="40"/>
-      <w:szCs w:val="40"/>
+      <w:b/>
+      <w:bCs/>
+      <w:color w:themeColor="accent1" w:val="4F81BD"/>
+      <w:sz w:val="32"/>
+      <w:szCs w:val="32"/>
     </w:rPr>
   </w:style>
   <w:style w:styleId="Heading2" w:type="paragraph">
-    <w:name w:val="heading 2"/>
+    <w:name w:val="Heading 2"/>
     <w:basedOn w:val="Normal"/>
     <w:next w:val="BodyText"/>
-    <w:link w:val="Heading2Char"/>
     <w:uiPriority w:val="9"/>
-    <w:semiHidden/>
     <w:unhideWhenUsed/>
     <w:qFormat/>
-    <w:rsid w:val="00A10FD9"/>
     <w:pPr>
       <w:keepNext/>
       <w:keepLines/>
-      <w:spacing w:after="80" w:before="160"/>
+      <w:spacing w:after="0" w:before="200"/>
       <w:outlineLvl w:val="1"/>
     </w:pPr>
     <w:rPr>
       <w:rFonts w:asciiTheme="majorHAnsi" w:cstheme="majorBidi" w:eastAsiaTheme="majorEastAsia" w:hAnsiTheme="majorHAnsi"/>
-      <w:color w:themeColor="accent1" w:themeShade="BF" w:val="0F4761"/>
-      <w:sz w:val="32"/>
-      <w:szCs w:val="32"/>
+      <w:b/>
+      <w:bCs/>
+      <w:color w:themeColor="accent1" w:val="4F81BD"/>
+      <w:sz w:val="28"/>
+      <w:szCs w:val="28"/>
     </w:rPr>
   </w:style>
   <w:style w:styleId="Heading3" w:type="paragraph">
-    <w:name w:val="heading 3"/>
+    <w:name w:val="Heading 3"/>
     <w:basedOn w:val="Normal"/>
     <w:next w:val="BodyText"/>
-    <w:link w:val="Heading3Char"/>
     <w:uiPriority w:val="9"/>
-    <w:semiHidden/>
     <w:unhideWhenUsed/>
     <w:qFormat/>
-    <w:rsid w:val="00A10FD9"/>
     <w:pPr>
       <w:keepNext/>
       <w:keepLines/>
-      <w:spacing w:after="80" w:before="160"/>
+      <w:spacing w:after="0" w:before="200"/>
       <w:outlineLvl w:val="2"/>
     </w:pPr>
     <w:rPr>
-      <w:rFonts w:cstheme="majorBidi" w:eastAsiaTheme="majorEastAsia"/>
-      <w:color w:themeColor="accent1" w:themeShade="BF" w:val="0F4761"/>
-      <w:sz w:val="28"/>
-      <w:szCs w:val="28"/>
+      <w:rFonts w:asciiTheme="majorHAnsi" w:cstheme="majorBidi" w:eastAsiaTheme="majorEastAsia" w:hAnsiTheme="majorHAnsi"/>
+      <w:b/>
+      <w:bCs/>
+      <w:color w:themeColor="accent1" w:val="4F81BD"/>
+      <w:sz w:val="24"/>
+      <w:szCs w:val="24"/>
     </w:rPr>
   </w:style>
   <w:style w:styleId="Heading4" w:type="paragraph">
-    <w:name w:val="heading 4"/>
+    <w:name w:val="Heading 4"/>
     <w:basedOn w:val="Normal"/>
     <w:next w:val="BodyText"/>
-    <w:link w:val="Heading4Char"/>
     <w:uiPriority w:val="9"/>
-    <w:semiHidden/>
     <w:unhideWhenUsed/>
     <w:qFormat/>
-    <w:rsid w:val="00A10FD9"/>
     <w:pPr>
       <w:keepNext/>
       <w:keepLines/>
-      <w:spacing w:after="40" w:before="80"/>
+      <w:spacing w:after="0" w:before="200"/>
       <w:outlineLvl w:val="3"/>
     </w:pPr>
     <w:rPr>
-      <w:rFonts w:cstheme="majorBidi" w:eastAsiaTheme="majorEastAsia"/>
+      <w:rFonts w:asciiTheme="majorHAnsi" w:cstheme="majorBidi" w:eastAsiaTheme="majorEastAsia" w:hAnsiTheme="majorHAnsi"/>
+      <w:bCs/>
       <w:i/>
-      <w:iCs/>
-      <w:color w:themeColor="accent1" w:themeShade="BF" w:val="0F4761"/>
+      <w:color w:themeColor="accent1" w:val="4F81BD"/>
+      <w:sz w:val="24"/>
+      <w:szCs w:val="24"/>
     </w:rPr>
   </w:style>
   <w:style w:styleId="Heading5" w:type="paragraph">
-    <w:name w:val="heading 5"/>
+    <w:name w:val="Heading 5"/>
     <w:basedOn w:val="Normal"/>
     <w:next w:val="BodyText"/>
-    <w:link w:val="Heading5Char"/>
     <w:uiPriority w:val="9"/>
-    <w:semiHidden/>
     <w:unhideWhenUsed/>
     <w:qFormat/>
-    <w:rsid w:val="00A10FD9"/>
     <w:pPr>
       <w:keepNext/>
       <w:keepLines/>
-      <w:spacing w:after="40" w:before="80"/>
+      <w:spacing w:after="0" w:before="200"/>
       <w:outlineLvl w:val="4"/>
     </w:pPr>
     <w:rPr>
-      <w:rFonts w:cstheme="majorBidi" w:eastAsiaTheme="majorEastAsia"/>
-      <w:color w:themeColor="accent1" w:themeShade="BF" w:val="0F4761"/>
+      <w:rFonts w:asciiTheme="majorHAnsi" w:cstheme="majorBidi" w:eastAsiaTheme="majorEastAsia" w:hAnsiTheme="majorHAnsi"/>
+      <w:iCs/>
+      <w:color w:themeColor="accent1" w:val="4F81BD"/>
+      <w:sz w:val="24"/>
+      <w:szCs w:val="24"/>
     </w:rPr>
   </w:style>
   <w:style w:styleId="Heading6" w:type="paragraph">
-    <w:name w:val="heading 6"/>
+    <w:name w:val="Heading 6"/>
     <w:basedOn w:val="Normal"/>
     <w:next w:val="BodyText"/>
-    <w:link w:val="Heading6Char"/>
     <w:uiPriority w:val="9"/>
-    <w:semiHidden/>
     <w:unhideWhenUsed/>
     <w:qFormat/>
-    <w:rsid w:val="00A10FD9"/>
     <w:pPr>
       <w:keepNext/>
       <w:keepLines/>
-      <w:spacing w:after="0" w:before="40"/>
+      <w:spacing w:after="0" w:before="200"/>
       <w:outlineLvl w:val="5"/>
     </w:pPr>
     <w:rPr>
-      <w:rFonts w:cstheme="majorBidi" w:eastAsiaTheme="majorEastAsia"/>
-      <w:i/>
-      <w:iCs/>
-      <w:color w:themeColor="text1" w:themeTint="A6" w:val="595959"/>
+      <w:rFonts w:asciiTheme="majorHAnsi" w:cstheme="majorBidi" w:eastAsiaTheme="majorEastAsia" w:hAnsiTheme="majorHAnsi"/>
+      <w:color w:themeColor="accent1" w:val="4F81BD"/>
+      <w:sz w:val="24"/>
+      <w:szCs w:val="24"/>
     </w:rPr>
   </w:style>
   <w:style w:styleId="Heading7" w:type="paragraph">
-    <w:name w:val="heading 7"/>
+    <w:name w:val="Heading 7"/>
     <w:basedOn w:val="Normal"/>
     <w:next w:val="BodyText"/>
-    <w:link w:val="Heading7Char"/>
     <w:uiPriority w:val="9"/>
-    <w:semiHidden/>
     <w:unhideWhenUsed/>
     <w:qFormat/>
-    <w:rsid w:val="00A10FD9"/>
     <w:pPr>
       <w:keepNext/>
       <w:keepLines/>
-      <w:spacing w:after="0" w:before="40"/>
+      <w:spacing w:after="0" w:before="200"/>
       <w:outlineLvl w:val="6"/>
     </w:pPr>
     <w:rPr>
-      <w:rFonts w:cstheme="majorBidi" w:eastAsiaTheme="majorEastAsia"/>
-      <w:color w:themeColor="text1" w:themeTint="A6" w:val="595959"/>
+      <w:rFonts w:asciiTheme="majorHAnsi" w:cstheme="majorBidi" w:eastAsiaTheme="majorEastAsia" w:hAnsiTheme="majorHAnsi"/>
+      <w:color w:themeColor="accent1" w:val="4F81BD"/>
+      <w:sz w:val="24"/>
+      <w:szCs w:val="24"/>
     </w:rPr>
   </w:style>
   <w:style w:styleId="Heading8" w:type="paragraph">
-    <w:name w:val="heading 8"/>
+    <w:name w:val="Heading 8"/>
     <w:basedOn w:val="Normal"/>
     <w:next w:val="BodyText"/>
-    <w:link w:val="Heading8Char"/>
     <w:uiPriority w:val="9"/>
-    <w:semiHidden/>
     <w:unhideWhenUsed/>
     <w:qFormat/>
-    <w:rsid w:val="00A10FD9"/>
     <w:pPr>
       <w:keepNext/>
       <w:keepLines/>
-      <w:spacing w:after="0"/>
+      <w:spacing w:after="0" w:before="200"/>
       <w:outlineLvl w:val="7"/>
     </w:pPr>
     <w:rPr>
-      <w:rFonts w:cstheme="majorBidi" w:eastAsiaTheme="majorEastAsia"/>
-      <w:i/>
-      <w:iCs/>
-      <w:color w:themeColor="text1" w:themeTint="D8" w:val="272727"/>
+      <w:rFonts w:asciiTheme="majorHAnsi" w:cstheme="majorBidi" w:eastAsiaTheme="majorEastAsia" w:hAnsiTheme="majorHAnsi"/>
+      <w:color w:themeColor="accent1" w:val="4F81BD"/>
+      <w:sz w:val="24"/>
+      <w:szCs w:val="24"/>
     </w:rPr>
   </w:style>
   <w:style w:styleId="Heading9" w:type="paragraph">
-    <w:name w:val="heading 9"/>
+    <w:name w:val="Heading 9"/>
     <w:basedOn w:val="Normal"/>
     <w:next w:val="BodyText"/>
-    <w:link w:val="Heading9Char"/>
     <w:uiPriority w:val="9"/>
-    <w:semiHidden/>
     <w:unhideWhenUsed/>
     <w:qFormat/>
-    <w:rsid w:val="00A10FD9"/>
     <w:pPr>
       <w:keepNext/>
       <w:keepLines/>
-      <w:spacing w:after="0"/>
+      <w:spacing w:after="0" w:before="200"/>
       <w:outlineLvl w:val="8"/>
     </w:pPr>
     <w:rPr>
-      <w:rFonts w:cstheme="majorBidi" w:eastAsiaTheme="majorEastAsia"/>
-      <w:color w:themeColor="text1" w:themeTint="D8" w:val="272727"/>
-    </w:rPr>
-  </w:style>
-  <w:style w:customStyle="1" w:styleId="Heading1Char" w:type="character">
-    <w:name w:val="Heading 1 Char"/>
-    <w:basedOn w:val="DefaultParagraphFont"/>
-    <w:link w:val="Heading1"/>
-    <w:uiPriority w:val="9"/>
-    <w:rsid w:val="00A10FD9"/>
-    <w:rPr>
       <w:rFonts w:asciiTheme="majorHAnsi" w:cstheme="majorBidi" w:eastAsiaTheme="majorEastAsia" w:hAnsiTheme="majorHAnsi"/>
-      <w:color w:themeColor="accent1" w:themeShade="BF" w:val="0F4761"/>
-      <w:sz w:val="40"/>
-      <w:szCs w:val="40"/>
-    </w:rPr>
-  </w:style>
-  <w:style w:customStyle="1" w:styleId="Heading2Char" w:type="character">
-    <w:name w:val="Heading 2 Char"/>
-    <w:basedOn w:val="DefaultParagraphFont"/>
-    <w:link w:val="Heading2"/>
-    <w:uiPriority w:val="9"/>
-    <w:semiHidden/>
-    <w:rsid w:val="00A10FD9"/>
-    <w:rPr>
-      <w:rFonts w:asciiTheme="majorHAnsi" w:cstheme="majorBidi" w:eastAsiaTheme="majorEastAsia" w:hAnsiTheme="majorHAnsi"/>
-      <w:color w:themeColor="accent1" w:themeShade="BF" w:val="0F4761"/>
-      <w:sz w:val="32"/>
-      <w:szCs w:val="32"/>
-    </w:rPr>
-  </w:style>
-  <w:style w:customStyle="1" w:styleId="Heading3Char" w:type="character">
-    <w:name w:val="Heading 3 Char"/>
-    <w:basedOn w:val="DefaultParagraphFont"/>
-    <w:link w:val="Heading3"/>
-    <w:uiPriority w:val="9"/>
-    <w:semiHidden/>
-    <w:rsid w:val="00A10FD9"/>
-    <w:rPr>
-      <w:rFonts w:cstheme="majorBidi" w:eastAsiaTheme="majorEastAsia"/>
-      <w:color w:themeColor="accent1" w:themeShade="BF" w:val="0F4761"/>
-      <w:sz w:val="28"/>
-      <w:szCs w:val="28"/>
-    </w:rPr>
-  </w:style>
-  <w:style w:customStyle="1" w:styleId="Heading4Char" w:type="character">
-    <w:name w:val="Heading 4 Char"/>
-    <w:basedOn w:val="DefaultParagraphFont"/>
-    <w:link w:val="Heading4"/>
-    <w:uiPriority w:val="9"/>
-    <w:semiHidden/>
-    <w:rsid w:val="00A10FD9"/>
-    <w:rPr>
-      <w:rFonts w:cstheme="majorBidi" w:eastAsiaTheme="majorEastAsia"/>
-      <w:i/>
-      <w:iCs/>
-      <w:color w:themeColor="accent1" w:themeShade="BF" w:val="0F4761"/>
-    </w:rPr>
-  </w:style>
-  <w:style w:customStyle="1" w:styleId="Heading5Char" w:type="character">
-    <w:name w:val="Heading 5 Char"/>
-    <w:basedOn w:val="DefaultParagraphFont"/>
-    <w:link w:val="Heading5"/>
-    <w:uiPriority w:val="9"/>
-    <w:semiHidden/>
-    <w:rsid w:val="00A10FD9"/>
-    <w:rPr>
-      <w:rFonts w:cstheme="majorBidi" w:eastAsiaTheme="majorEastAsia"/>
-      <w:color w:themeColor="accent1" w:themeShade="BF" w:val="0F4761"/>
-    </w:rPr>
-  </w:style>
-  <w:style w:customStyle="1" w:styleId="Heading6Char" w:type="character">
-    <w:name w:val="Heading 6 Char"/>
-    <w:basedOn w:val="DefaultParagraphFont"/>
-    <w:link w:val="Heading6"/>
-    <w:uiPriority w:val="9"/>
-    <w:semiHidden/>
-    <w:rsid w:val="00A10FD9"/>
-    <w:rPr>
-      <w:rFonts w:cstheme="majorBidi" w:eastAsiaTheme="majorEastAsia"/>
-      <w:i/>
-      <w:iCs/>
-      <w:color w:themeColor="text1" w:themeTint="A6" w:val="595959"/>
-    </w:rPr>
-  </w:style>
-  <w:style w:customStyle="1" w:styleId="Heading7Char" w:type="character">
-    <w:name w:val="Heading 7 Char"/>
-    <w:basedOn w:val="DefaultParagraphFont"/>
-    <w:link w:val="Heading7"/>
-    <w:uiPriority w:val="9"/>
-    <w:semiHidden/>
-    <w:rsid w:val="00A10FD9"/>
-    <w:rPr>
-      <w:rFonts w:cstheme="majorBidi" w:eastAsiaTheme="majorEastAsia"/>
-      <w:color w:themeColor="text1" w:themeTint="A6" w:val="595959"/>
-    </w:rPr>
-  </w:style>
-  <w:style w:customStyle="1" w:styleId="Heading8Char" w:type="character">
-    <w:name w:val="Heading 8 Char"/>
-    <w:basedOn w:val="DefaultParagraphFont"/>
-    <w:link w:val="Heading8"/>
-    <w:uiPriority w:val="9"/>
-    <w:semiHidden/>
-    <w:rsid w:val="00A10FD9"/>
-    <w:rPr>
-      <w:rFonts w:cstheme="majorBidi" w:eastAsiaTheme="majorEastAsia"/>
-      <w:i/>
-      <w:iCs/>
-      <w:color w:themeColor="text1" w:themeTint="D8" w:val="272727"/>
-    </w:rPr>
-  </w:style>
-  <w:style w:customStyle="1" w:styleId="Heading9Char" w:type="character">
-    <w:name w:val="Heading 9 Char"/>
-    <w:basedOn w:val="DefaultParagraphFont"/>
-    <w:link w:val="Heading9"/>
-    <w:uiPriority w:val="9"/>
-    <w:semiHidden/>
-    <w:rsid w:val="00A10FD9"/>
-    <w:rPr>
-      <w:rFonts w:cstheme="majorBidi" w:eastAsiaTheme="majorEastAsia"/>
-      <w:color w:themeColor="text1" w:themeTint="D8" w:val="272727"/>
+      <w:color w:themeColor="accent1" w:val="4F81BD"/>
+      <w:sz w:val="24"/>
+      <w:szCs w:val="24"/>
     </w:rPr>
   </w:style>
   <w:style w:styleId="BlockText" w:type="paragraph">
@@ -1687,8 +1545,8 @@
   </w:style>
   <w:style w:styleId="FootnoteBlockText" w:type="paragraph">
     <w:name w:val="Footnote Block Text"/>
-    <w:basedOn w:val="FootnoteText"/>
-    <w:next w:val="FootnoteText"/>
+    <w:basedOn w:val="Footnote Text"/>
+    <w:next w:val="Footnote Text"/>
     <w:uiPriority w:val="9"/>
     <w:unhideWhenUsed/>
     <w:qFormat/>
@@ -1718,6 +1576,13 @@
       </w:tblCellMar>
     </w:tblPr>
     <w:tblStylePr w:type="firstRow">
+      <w:tblPr>
+        <w:jc w:val="left"/>
+        <w:tblInd w:type="dxa" w:w="0"/>
+      </w:tblPr>
+      <w:trPr>
+        <w:jc w:val="left"/>
+      </w:trPr>
       <w:tcPr>
         <w:tcBorders>
           <w:bottom w:val="single"/>
@@ -2073,44 +1938,44 @@
         <a:sysClr val="window" lastClr="FFFFFF"/>
       </a:lt1>
       <a:dk2>
-        <a:srgbClr val="0E2841"/>
+        <a:srgbClr val="1F497D"/>
       </a:dk2>
       <a:lt2>
-        <a:srgbClr val="E8E8E8"/>
+        <a:srgbClr val="EEECE1"/>
       </a:lt2>
       <a:accent1>
-        <a:srgbClr val="156082"/>
+        <a:srgbClr val="4F81BD"/>
       </a:accent1>
       <a:accent2>
-        <a:srgbClr val="E97132"/>
+        <a:srgbClr val="C0504D"/>
       </a:accent2>
       <a:accent3>
-        <a:srgbClr val="196B24"/>
+        <a:srgbClr val="9BBB59"/>
       </a:accent3>
       <a:accent4>
-        <a:srgbClr val="0F9ED5"/>
+        <a:srgbClr val="8064A2"/>
       </a:accent4>
       <a:accent5>
-        <a:srgbClr val="A02B93"/>
+        <a:srgbClr val="4BACC6"/>
       </a:accent5>
       <a:accent6>
-        <a:srgbClr val="4EA72E"/>
+        <a:srgbClr val="F79646"/>
       </a:accent6>
       <a:hlink>
-        <a:srgbClr val="467886"/>
+        <a:srgbClr val="0000FF"/>
       </a:hlink>
       <a:folHlink>
-        <a:srgbClr val="96607D"/>
+        <a:srgbClr val="800080"/>
       </a:folHlink>
     </a:clrScheme>
     <a:fontScheme name="Office">
       <a:majorFont>
-        <a:latin typeface="Aptos Display" panose="02110004020202020204"/>
+        <a:latin typeface="Calibri"/>
         <a:ea typeface=""/>
         <a:cs typeface=""/>
-        <a:font script="Jpan" typeface="游ゴシック Light"/>
+        <a:font script="Jpan" typeface="ＭＳ ゴシック"/>
         <a:font script="Hang" typeface="맑은 고딕"/>
-        <a:font script="Hans" typeface="等线 Light"/>
+        <a:font script="Hans" typeface="宋体"/>
         <a:font script="Hant" typeface="新細明體"/>
         <a:font script="Arab" typeface="Times New Roman"/>
         <a:font script="Hebr" typeface="Times New Roman"/>
@@ -2137,32 +2002,14 @@
         <a:font script="Mong" typeface="Mongolian Baiti"/>
         <a:font script="Viet" typeface="Times New Roman"/>
         <a:font script="Uigh" typeface="Microsoft Uighur"/>
-        <a:font script="Geor" typeface="Sylfaen"/>
-        <a:font script="Armn" typeface="Arial"/>
-        <a:font script="Bugi" typeface="Leelawadee UI"/>
-        <a:font script="Bopo" typeface="Microsoft JhengHei"/>
-        <a:font script="Java" typeface="Javanese Text"/>
-        <a:font script="Lisu" typeface="Segoe UI"/>
-        <a:font script="Mymr" typeface="Myanmar Text"/>
-        <a:font script="Nkoo" typeface="Ebrima"/>
-        <a:font script="Olck" typeface="Nirmala UI"/>
-        <a:font script="Osma" typeface="Ebrima"/>
-        <a:font script="Phag" typeface="Phagspa"/>
-        <a:font script="Syrn" typeface="Estrangelo Edessa"/>
-        <a:font script="Syrj" typeface="Estrangelo Edessa"/>
-        <a:font script="Syre" typeface="Estrangelo Edessa"/>
-        <a:font script="Sora" typeface="Nirmala UI"/>
-        <a:font script="Tale" typeface="Microsoft Tai Le"/>
-        <a:font script="Talu" typeface="Microsoft New Tai Lue"/>
-        <a:font script="Tfng" typeface="Ebrima"/>
       </a:majorFont>
       <a:minorFont>
-        <a:latin typeface="Aptos" panose="02110004020202020204"/>
+        <a:latin typeface="Cambria"/>
         <a:ea typeface=""/>
         <a:cs typeface=""/>
-        <a:font script="Jpan" typeface="游明朝"/>
+        <a:font script="Jpan" typeface="ＭＳ 明朝"/>
         <a:font script="Hang" typeface="맑은 고딕"/>
-        <a:font script="Hans" typeface="等线"/>
+        <a:font script="Hans" typeface="宋体"/>
         <a:font script="Hant" typeface="新細明體"/>
         <a:font script="Arab" typeface="Arial"/>
         <a:font script="Hebr" typeface="Arial"/>
@@ -2189,24 +2036,6 @@
         <a:font script="Mong" typeface="Mongolian Baiti"/>
         <a:font script="Viet" typeface="Arial"/>
         <a:font script="Uigh" typeface="Microsoft Uighur"/>
-        <a:font script="Geor" typeface="Sylfaen"/>
-        <a:font script="Armn" typeface="Arial"/>
-        <a:font script="Bugi" typeface="Leelawadee UI"/>
-        <a:font script="Bopo" typeface="Microsoft JhengHei"/>
-        <a:font script="Java" typeface="Javanese Text"/>
-        <a:font script="Lisu" typeface="Segoe UI"/>
-        <a:font script="Mymr" typeface="Myanmar Text"/>
-        <a:font script="Nkoo" typeface="Ebrima"/>
-        <a:font script="Olck" typeface="Nirmala UI"/>
-        <a:font script="Osma" typeface="Ebrima"/>
-        <a:font script="Phag" typeface="Phagspa"/>
-        <a:font script="Syrn" typeface="Estrangelo Edessa"/>
-        <a:font script="Syrj" typeface="Estrangelo Edessa"/>
-        <a:font script="Syre" typeface="Estrangelo Edessa"/>
-        <a:font script="Sora" typeface="Nirmala UI"/>
-        <a:font script="Tale" typeface="Microsoft Tai Le"/>
-        <a:font script="Talu" typeface="Microsoft New Tai Lue"/>
-        <a:font script="Tfng" typeface="Ebrima"/>
       </a:minorFont>
     </a:fontScheme>
     <a:fmtScheme name="Office">
@@ -2218,141 +2047,200 @@
           <a:gsLst>
             <a:gs pos="0">
               <a:schemeClr val="phClr">
-                <a:lumMod val="110000"/>
-                <a:satMod val="105000"/>
-                <a:tint val="67000"/>
+                <a:tint val="50000"/>
+                <a:satMod val="300000"/>
               </a:schemeClr>
             </a:gs>
-            <a:gs pos="50000">
+            <a:gs pos="35000">
               <a:schemeClr val="phClr">
-                <a:lumMod val="105000"/>
-                <a:satMod val="103000"/>
-                <a:tint val="73000"/>
+                <a:tint val="37000"/>
+                <a:satMod val="300000"/>
               </a:schemeClr>
             </a:gs>
             <a:gs pos="100000">
               <a:schemeClr val="phClr">
-                <a:lumMod val="105000"/>
-                <a:satMod val="109000"/>
-                <a:tint val="81000"/>
+                <a:tint val="15000"/>
+                <a:satMod val="350000"/>
               </a:schemeClr>
             </a:gs>
           </a:gsLst>
-          <a:lin ang="5400000" scaled="0"/>
+          <a:lin ang="16200000" scaled="1"/>
         </a:gradFill>
         <a:gradFill rotWithShape="1">
           <a:gsLst>
             <a:gs pos="0">
               <a:schemeClr val="phClr">
-                <a:satMod val="103000"/>
-                <a:lumMod val="102000"/>
-                <a:tint val="94000"/>
-              </a:schemeClr>
-            </a:gs>
-            <a:gs pos="50000">
-              <a:schemeClr val="phClr">
-                <a:satMod val="110000"/>
-                <a:lumMod val="100000"/>
+                <a:tint val="100000"/>
                 <a:shade val="100000"/>
+                <a:satMod val="130000"/>
               </a:schemeClr>
             </a:gs>
             <a:gs pos="100000">
               <a:schemeClr val="phClr">
-                <a:lumMod val="99000"/>
-                <a:satMod val="120000"/>
-                <a:shade val="78000"/>
+                <a:tint val="50000"/>
+                <a:shade val="100000"/>
+                <a:satMod val="350000"/>
               </a:schemeClr>
             </a:gs>
           </a:gsLst>
-          <a:lin ang="5400000" scaled="0"/>
+          <a:lin ang="16200000" scaled="0"/>
         </a:gradFill>
       </a:fillStyleLst>
       <a:lnStyleLst>
-        <a:ln w="6350" cap="flat" cmpd="sng" algn="ctr">
+        <a:ln w="9525" cap="flat" cmpd="sng" algn="ctr">
+          <a:solidFill>
+            <a:schemeClr val="phClr">
+              <a:shade val="95000"/>
+              <a:satMod val="105000"/>
+            </a:schemeClr>
+          </a:solidFill>
+          <a:prstDash val="solid"/>
+        </a:ln>
+        <a:ln w="25400" cap="flat" cmpd="sng" algn="ctr">
           <a:solidFill>
             <a:schemeClr val="phClr"/>
           </a:solidFill>
           <a:prstDash val="solid"/>
-          <a:miter lim="800000"/>
         </a:ln>
-        <a:ln w="12700" cap="flat" cmpd="sng" algn="ctr">
+        <a:ln w="38100" cap="flat" cmpd="sng" algn="ctr">
           <a:solidFill>
             <a:schemeClr val="phClr"/>
           </a:solidFill>
           <a:prstDash val="solid"/>
-          <a:miter lim="800000"/>
-        </a:ln>
-        <a:ln w="19050" cap="flat" cmpd="sng" algn="ctr">
-          <a:solidFill>
-            <a:schemeClr val="phClr"/>
-          </a:solidFill>
-          <a:prstDash val="solid"/>
-          <a:miter lim="800000"/>
         </a:ln>
       </a:lnStyleLst>
       <a:effectStyleLst>
         <a:effectStyle>
-          <a:effectLst/>
-        </a:effectStyle>
-        <a:effectStyle>
-          <a:effectLst/>
+          <a:effectLst>
+            <a:outerShdw blurRad="40000" dist="20000" dir="5400000" rotWithShape="0">
+              <a:srgbClr val="000000">
+                <a:alpha val="38000"/>
+              </a:srgbClr>
+            </a:outerShdw>
+          </a:effectLst>
         </a:effectStyle>
         <a:effectStyle>
           <a:effectLst>
-            <a:outerShdw blurRad="57150" dist="19050" dir="5400000" algn="ctr" rotWithShape="0">
+            <a:outerShdw blurRad="40000" dist="23000" dir="5400000" rotWithShape="0">
               <a:srgbClr val="000000">
-                <a:alpha val="63000"/>
+                <a:alpha val="35000"/>
               </a:srgbClr>
             </a:outerShdw>
           </a:effectLst>
+        </a:effectStyle>
+        <a:effectStyle>
+          <a:effectLst>
+            <a:outerShdw blurRad="40000" dist="23000" dir="5400000" rotWithShape="0">
+              <a:srgbClr val="000000">
+                <a:alpha val="35000"/>
+              </a:srgbClr>
+            </a:outerShdw>
+          </a:effectLst>
+          <a:scene3d>
+            <a:camera prst="orthographicFront">
+              <a:rot lat="0" lon="0" rev="0"/>
+            </a:camera>
+            <a:lightRig rig="threePt" dir="t">
+              <a:rot lat="0" lon="0" rev="1200000"/>
+            </a:lightRig>
+          </a:scene3d>
+          <a:sp3d>
+            <a:bevelT w="63500" h="25400"/>
+          </a:sp3d>
         </a:effectStyle>
       </a:effectStyleLst>
       <a:bgFillStyleLst>
         <a:solidFill>
           <a:schemeClr val="phClr"/>
         </a:solidFill>
-        <a:solidFill>
-          <a:schemeClr val="phClr">
-            <a:tint val="95000"/>
-            <a:satMod val="170000"/>
-          </a:schemeClr>
-        </a:solidFill>
         <a:gradFill rotWithShape="1">
           <a:gsLst>
             <a:gs pos="0">
               <a:schemeClr val="phClr">
-                <a:tint val="93000"/>
-                <a:satMod val="150000"/>
-                <a:shade val="98000"/>
-                <a:lumMod val="102000"/>
+                <a:tint val="40000"/>
+                <a:satMod val="350000"/>
               </a:schemeClr>
             </a:gs>
-            <a:gs pos="50000">
+            <a:gs pos="40000">
               <a:schemeClr val="phClr">
-                <a:tint val="98000"/>
-                <a:satMod val="130000"/>
-                <a:shade val="90000"/>
-                <a:lumMod val="103000"/>
+                <a:tint val="45000"/>
+                <a:shade val="99000"/>
+                <a:satMod val="350000"/>
               </a:schemeClr>
             </a:gs>
             <a:gs pos="100000">
               <a:schemeClr val="phClr">
-                <a:shade val="63000"/>
-                <a:satMod val="120000"/>
+                <a:shade val="20000"/>
+                <a:satMod val="255000"/>
               </a:schemeClr>
             </a:gs>
           </a:gsLst>
-          <a:lin ang="5400000" scaled="0"/>
+          <a:path path="circle">
+            <a:fillToRect l="50000" t="-80000" r="50000" b="180000"/>
+          </a:path>
+        </a:gradFill>
+        <a:gradFill rotWithShape="1">
+          <a:gsLst>
+            <a:gs pos="0">
+              <a:schemeClr val="phClr">
+                <a:tint val="80000"/>
+                <a:satMod val="300000"/>
+              </a:schemeClr>
+            </a:gs>
+            <a:gs pos="100000">
+              <a:schemeClr val="phClr">
+                <a:shade val="30000"/>
+                <a:satMod val="200000"/>
+              </a:schemeClr>
+            </a:gs>
+          </a:gsLst>
+          <a:path path="circle">
+            <a:fillToRect l="50000" t="50000" r="50000" b="50000"/>
+          </a:path>
         </a:gradFill>
       </a:bgFillStyleLst>
     </a:fmtScheme>
   </a:themeElements>
-  <a:objectDefaults/>
+  <a:objectDefaults>
+    <a:spDef>
+      <a:spPr/>
+      <a:bodyPr/>
+      <a:lstStyle/>
+      <a:style>
+        <a:lnRef idx="1">
+          <a:schemeClr val="accent1"/>
+        </a:lnRef>
+        <a:fillRef idx="3">
+          <a:schemeClr val="accent1"/>
+        </a:fillRef>
+        <a:effectRef idx="2">
+          <a:schemeClr val="accent1"/>
+        </a:effectRef>
+        <a:fontRef idx="minor">
+          <a:schemeClr val="lt1"/>
+        </a:fontRef>
+      </a:style>
+    </a:spDef>
+    <a:lnDef>
+      <a:spPr/>
+      <a:bodyPr/>
+      <a:lstStyle/>
+      <a:style>
+        <a:lnRef idx="2">
+          <a:schemeClr val="accent1"/>
+        </a:lnRef>
+        <a:fillRef idx="0">
+          <a:schemeClr val="accent1"/>
+        </a:fillRef>
+        <a:effectRef idx="1">
+          <a:schemeClr val="accent1"/>
+        </a:effectRef>
+        <a:fontRef idx="minor">
+          <a:schemeClr val="tx1"/>
+        </a:fontRef>
+      </a:style>
+    </a:lnDef>
+  </a:objectDefaults>
   <a:extraClrSchemeLst/>
-  <a:extLst>
-    <a:ext uri="{05A4C25C-085E-4340-85A3-A5531E510DB2}">
-      <thm15:themeFamily xmlns:thm15="http://schemas.microsoft.com/office/thememl/2012/main" name="Office Theme" id="{2E142A2C-CD16-42D6-873A-C26D2A0506FA}" vid="{1BDDFF52-6CD6-40A5-AB3C-68EB2F1E4D0A}"/>
-    </a:ext>
-  </a:extLst>
 </a:theme>
 </file>
--- a/docx/03-capa-de-enlace/boletin-U03-inicial.docx
+++ b/docx/03-capa-de-enlace/boletin-U03-inicial.docx
@@ -28,7 +28,7 @@
         </w:p>
       </w:sdtContent>
     </w:sdt>
-    <w:bookmarkStart w:id="20" w:name="Xccd05eecaccb60a981f19cd6c7c47d67f35bef9"/>
+    <w:bookmarkStart w:id="9" w:name="Xccd05eecaccb60a981f19cd6c7c47d67f35bef9"/>
     <w:p>
       <w:pPr>
         <w:pStyle w:val="Heading1"/>
@@ -37,8 +37,8 @@
         <w:t xml:space="preserve">Boletín de Capa de enlace y trama Ethernet — Inicial</w:t>
       </w:r>
     </w:p>
-    <w:bookmarkEnd w:id="20"/>
-    <w:bookmarkStart w:id="29" w:name="X5899b477c6036f2c9d7f91aaa95d3587f104b87"/>
+    <w:bookmarkEnd w:id="9"/>
+    <w:bookmarkStart w:id="18" w:name="X5899b477c6036f2c9d7f91aaa95d3587f104b87"/>
     <w:p>
       <w:pPr>
         <w:pStyle w:val="Heading1"/>
@@ -62,7 +62,7 @@
         </w:pict>
       </w:r>
     </w:p>
-    <w:bookmarkStart w:id="21" w:name="relaciona-capa-y-pdu"/>
+    <w:bookmarkStart w:id="10" w:name="relaciona-capa-y-pdu"/>
     <w:p>
       <w:pPr>
         <w:pStyle w:val="Heading2"/>
@@ -82,13 +82,7 @@
         <w:t xml:space="preserve"> </w:t>
       </w:r>
       <w:r>
-        <w:t xml:space="preserve">“</w:t>
-      </w:r>
-      <w:r>
-        <w:t xml:space="preserve">viaja</w:t>
-      </w:r>
-      <w:r>
-        <w:t xml:space="preserve">”</w:t>
+        <w:t xml:space="preserve">“viaja”</w:t>
       </w:r>
       <w:r>
         <w:t xml:space="preserve"> </w:t>
@@ -101,7 +95,6 @@
       <w:tblPr>
         <w:tblStyle w:val="Table"/>
         <w:tblW w:type="auto" w:w="0"/>
-        <w:jc w:val="left"/>
         <w:tblLook w:firstRow="1" w:lastRow="0" w:firstColumn="0" w:lastColumn="0" w:noHBand="0" w:noVBand="0" w:val="0020"/>
       </w:tblPr>
       <w:tblGrid>
@@ -117,7 +110,6 @@
           <w:p>
             <w:pPr>
               <w:pStyle w:val="Compact"/>
-              <w:jc w:val="left"/>
             </w:pPr>
             <w:r>
               <w:t xml:space="preserve">Capa</w:t>
@@ -129,7 +121,6 @@
           <w:p>
             <w:pPr>
               <w:pStyle w:val="Compact"/>
-              <w:jc w:val="left"/>
             </w:pPr>
             <w:r>
               <w:t xml:space="preserve">PDU</w:t>
@@ -143,7 +134,6 @@
           <w:p>
             <w:pPr>
               <w:pStyle w:val="Compact"/>
-              <w:jc w:val="left"/>
             </w:pPr>
             <w:r>
               <w:t xml:space="preserve">1 · Física</w:t>
@@ -155,7 +145,6 @@
           <w:p>
             <w:pPr>
               <w:pStyle w:val="Compact"/>
-              <w:jc w:val="left"/>
             </w:pPr>
             <w:r>
               <w:t xml:space="preserve">a) Paquete</w:t>
@@ -169,7 +158,6 @@
           <w:p>
             <w:pPr>
               <w:pStyle w:val="Compact"/>
-              <w:jc w:val="left"/>
             </w:pPr>
             <w:r>
               <w:t xml:space="preserve">2 · Enlace</w:t>
@@ -181,7 +169,6 @@
           <w:p>
             <w:pPr>
               <w:pStyle w:val="Compact"/>
-              <w:jc w:val="left"/>
             </w:pPr>
             <w:r>
               <w:t xml:space="preserve">b) Bits</w:t>
@@ -195,7 +182,6 @@
           <w:p>
             <w:pPr>
               <w:pStyle w:val="Compact"/>
-              <w:jc w:val="left"/>
             </w:pPr>
             <w:r>
               <w:t xml:space="preserve">3 · Red</w:t>
@@ -207,7 +193,6 @@
           <w:p>
             <w:pPr>
               <w:pStyle w:val="Compact"/>
-              <w:jc w:val="left"/>
             </w:pPr>
             <w:r>
               <w:t xml:space="preserve">c) Trama</w:t>
@@ -221,7 +206,6 @@
           <w:p>
             <w:pPr>
               <w:pStyle w:val="Compact"/>
-              <w:jc w:val="left"/>
             </w:pPr>
             <w:r>
               <w:t xml:space="preserve">4 · Transporte</w:t>
@@ -233,7 +217,6 @@
           <w:p>
             <w:pPr>
               <w:pStyle w:val="Compact"/>
-              <w:jc w:val="left"/>
             </w:pPr>
             <w:r>
               <w:t xml:space="preserve">d) Segmento</w:t>
@@ -242,8 +225,8 @@
         </w:tc>
       </w:tr>
     </w:tbl>
-    <w:bookmarkEnd w:id="21"/>
-    <w:bookmarkStart w:id="22" w:name="anatomía-de-una-mac"/>
+    <w:bookmarkEnd w:id="10"/>
+    <w:bookmarkStart w:id="11" w:name="anatomía-de-una-mac"/>
     <w:p>
       <w:pPr>
         <w:pStyle w:val="Heading2"/>
@@ -308,8 +291,8 @@
         <w:t xml:space="preserve">¿Qué identifica la parte restante?</w:t>
       </w:r>
     </w:p>
-    <w:bookmarkEnd w:id="22"/>
-    <w:bookmarkStart w:id="23" w:name="unicast-multicast-o-broadcast"/>
+    <w:bookmarkEnd w:id="11"/>
+    <w:bookmarkStart w:id="12" w:name="unicast-multicast-o-broadcast"/>
     <w:p>
       <w:pPr>
         <w:pStyle w:val="Heading2"/>
@@ -371,8 +354,8 @@
         <w:t xml:space="preserve">01:00:5E:11:22:33</w:t>
       </w:r>
     </w:p>
-    <w:bookmarkEnd w:id="23"/>
-    <w:bookmarkStart w:id="24" w:name="verdadero-o-falso-mac-e-ip"/>
+    <w:bookmarkEnd w:id="12"/>
+    <w:bookmarkStart w:id="13" w:name="verdadero-o-falso-mac-e-ip"/>
     <w:p>
       <w:pPr>
         <w:pStyle w:val="Heading2"/>
@@ -429,8 +412,8 @@
         <w:t xml:space="preserve">El switch usa las IP para reenviar las tramas.</w:t>
       </w:r>
     </w:p>
-    <w:bookmarkEnd w:id="24"/>
-    <w:bookmarkStart w:id="25" w:name="los-campos-de-la-trama-ethernet-ii"/>
+    <w:bookmarkEnd w:id="13"/>
+    <w:bookmarkStart w:id="14" w:name="los-campos-de-la-trama-ethernet-ii"/>
     <w:p>
       <w:pPr>
         <w:pStyle w:val="Heading2"/>
@@ -507,8 +490,8 @@
         <w:t xml:space="preserve">¿Qué significa FCS y qué pasa si no cuadra?</w:t>
       </w:r>
     </w:p>
-    <w:bookmarkEnd w:id="25"/>
-    <w:bookmarkStart w:id="26" w:name="ordena-la-encapsulación"/>
+    <w:bookmarkEnd w:id="14"/>
+    <w:bookmarkStart w:id="15" w:name="ordena-la-encapsulación"/>
     <w:p>
       <w:pPr>
         <w:pStyle w:val="Heading2"/>
@@ -585,8 +568,8 @@
         <w:t xml:space="preserve">El navegador prepara los datos HTTP</w:t>
       </w:r>
     </w:p>
-    <w:bookmarkEnd w:id="26"/>
-    <w:bookmarkStart w:id="27" w:name="mac-o-ip-cuál"/>
+    <w:bookmarkEnd w:id="15"/>
+    <w:bookmarkStart w:id="16" w:name="mac-o-ip-cuál"/>
     <w:p>
       <w:pPr>
         <w:pStyle w:val="Heading2"/>
@@ -607,7 +590,6 @@
       <w:tblPr>
         <w:tblStyle w:val="Table"/>
         <w:tblW w:type="auto" w:w="0"/>
-        <w:jc w:val="left"/>
         <w:tblLook w:firstRow="1" w:lastRow="0" w:firstColumn="0" w:lastColumn="0" w:noHBand="0" w:noVBand="0" w:val="0020"/>
       </w:tblPr>
       <w:tblGrid>
@@ -623,7 +605,6 @@
           <w:p>
             <w:pPr>
               <w:pStyle w:val="Compact"/>
-              <w:jc w:val="left"/>
             </w:pPr>
             <w:r>
               <w:t xml:space="preserve">Frase</w:t>
@@ -635,7 +616,6 @@
           <w:p>
             <w:pPr>
               <w:pStyle w:val="Compact"/>
-              <w:jc w:val="left"/>
             </w:pPr>
             <w:r>
               <w:t xml:space="preserve">¿MAC o IP?</w:t>
@@ -649,7 +629,6 @@
           <w:p>
             <w:pPr>
               <w:pStyle w:val="Compact"/>
-              <w:jc w:val="left"/>
             </w:pPr>
             <w:r>
               <w:t xml:space="preserve">1. La escribe el fabricante</w:t>
@@ -661,7 +640,6 @@
           <w:p>
             <w:pPr>
               <w:pStyle w:val="Compact"/>
-              <w:jc w:val="left"/>
             </w:pPr>
             <w:r>
               <w:t xml:space="preserve">a) IP</w:t>
@@ -675,7 +653,6 @@
           <w:p>
             <w:pPr>
               <w:pStyle w:val="Compact"/>
-              <w:jc w:val="left"/>
             </w:pPr>
             <w:r>
               <w:t xml:space="preserve">2. Identifica el destino final en Internet</w:t>
@@ -687,7 +664,6 @@
           <w:p>
             <w:pPr>
               <w:pStyle w:val="Compact"/>
-              <w:jc w:val="left"/>
             </w:pPr>
             <w:r>
               <w:t xml:space="preserve">b) MAC</w:t>
@@ -701,7 +677,6 @@
           <w:p>
             <w:pPr>
               <w:pStyle w:val="Compact"/>
-              <w:jc w:val="left"/>
             </w:pPr>
             <w:r>
               <w:t xml:space="preserve">3. Se cambia en cada salto con router</w:t>
@@ -713,7 +688,6 @@
           <w:p>
             <w:pPr>
               <w:pStyle w:val="Compact"/>
-              <w:jc w:val="left"/>
             </w:pPr>
             <w:r>
               <w:t xml:space="preserve">b) MAC</w:t>
@@ -727,7 +701,6 @@
           <w:p>
             <w:pPr>
               <w:pStyle w:val="Compact"/>
-              <w:jc w:val="left"/>
             </w:pPr>
             <w:r>
               <w:t xml:space="preserve">4. La configuras tú o te la da el DHCP</w:t>
@@ -739,7 +712,6 @@
           <w:p>
             <w:pPr>
               <w:pStyle w:val="Compact"/>
-              <w:jc w:val="left"/>
             </w:pPr>
             <w:r>
               <w:t xml:space="preserve">a) IP</w:t>
@@ -748,8 +720,8 @@
         </w:tc>
       </w:tr>
     </w:tbl>
-    <w:bookmarkEnd w:id="27"/>
-    <w:bookmarkStart w:id="28" w:name="el-sobre-de-la-capa-2-802.11-vs-802.3"/>
+    <w:bookmarkEnd w:id="16"/>
+    <w:bookmarkStart w:id="17" w:name="el-sobre-de-la-capa-2-802.11-vs-802.3"/>
     <w:p>
       <w:pPr>
         <w:pStyle w:val="Heading2"/>
@@ -814,9 +786,13 @@
         <w:t xml:space="preserve">El switch examina el campo EtherType para decidir a qué puerto reenviar.</w:t>
       </w:r>
     </w:p>
-    <w:bookmarkEnd w:id="28"/>
-    <w:bookmarkEnd w:id="29"/>
-    <w:sectPr/>
+    <w:bookmarkEnd w:id="17"/>
+    <w:bookmarkEnd w:id="18"/>
+    <w:sectPr>
+      <w:footnotePr>
+        <w:numRestart w:val="eachSect"/>
+      </w:footnotePr>
+    </w:sectPr>
   </w:body>
 </w:document>
 </file>
@@ -854,7 +830,7 @@
       <w:lvlText w:val=" "/>
       <w:lvlJc w:val="left"/>
       <w:pPr>
-        <w:ind w:left="720" w:hanging="480"/>
+        <w:ind w:left="720" w:hanging="360"/>
       </w:pPr>
     </w:lvl>
     <w:lvl w:ilvl="1">
@@ -862,7 +838,7 @@
       <w:lvlText w:val=" "/>
       <w:lvlJc w:val="left"/>
       <w:pPr>
-        <w:ind w:left="1440" w:hanging="480"/>
+        <w:ind w:left="1440" w:hanging="360"/>
       </w:pPr>
     </w:lvl>
     <w:lvl w:ilvl="2">
@@ -870,7 +846,7 @@
       <w:lvlText w:val=" "/>
       <w:lvlJc w:val="left"/>
       <w:pPr>
-        <w:ind w:left="2160" w:hanging="480"/>
+        <w:ind w:left="2160" w:hanging="360"/>
       </w:pPr>
     </w:lvl>
     <w:lvl w:ilvl="3">
@@ -878,7 +854,7 @@
       <w:lvlText w:val=" "/>
       <w:lvlJc w:val="left"/>
       <w:pPr>
-        <w:ind w:left="2880" w:hanging="480"/>
+        <w:ind w:left="2880" w:hanging="360"/>
       </w:pPr>
     </w:lvl>
     <w:lvl w:ilvl="4">
@@ -886,7 +862,7 @@
       <w:lvlText w:val=" "/>
       <w:lvlJc w:val="left"/>
       <w:pPr>
-        <w:ind w:left="3600" w:hanging="480"/>
+        <w:ind w:left="3600" w:hanging="360"/>
       </w:pPr>
     </w:lvl>
     <w:lvl w:ilvl="5">
@@ -894,7 +870,7 @@
       <w:lvlText w:val=" "/>
       <w:lvlJc w:val="left"/>
       <w:pPr>
-        <w:ind w:left="4320" w:hanging="480"/>
+        <w:ind w:left="4320" w:hanging="360"/>
       </w:pPr>
     </w:lvl>
     <w:lvl w:ilvl="6">
@@ -902,7 +878,7 @@
       <w:lvlText w:val=" "/>
       <w:lvlJc w:val="left"/>
       <w:pPr>
-        <w:ind w:left="5040" w:hanging="480"/>
+        <w:ind w:left="5040" w:hanging="360"/>
       </w:pPr>
     </w:lvl>
     <w:lvl w:ilvl="7">
@@ -910,7 +886,7 @@
       <w:lvlText w:val=" "/>
       <w:lvlJc w:val="left"/>
       <w:pPr>
-        <w:ind w:left="5760" w:hanging="480"/>
+        <w:ind w:left="5760" w:hanging="360"/>
       </w:pPr>
     </w:lvl>
     <w:lvl w:ilvl="8">
@@ -918,7 +894,7 @@
       <w:lvlText w:val=" "/>
       <w:lvlJc w:val="left"/>
       <w:pPr>
-        <w:ind w:left="6480" w:hanging="480"/>
+        <w:ind w:left="6480" w:hanging="360"/>
       </w:pPr>
     </w:lvl>
   </w:abstractNum>
@@ -931,7 +907,7 @@
       <w:lvlText w:val="%1)"/>
       <w:lvlJc w:val="left"/>
       <w:pPr>
-        <w:ind w:left="720" w:hanging="480"/>
+        <w:ind w:left="720" w:hanging="360"/>
       </w:pPr>
     </w:lvl>
     <w:lvl w:ilvl="1">
@@ -940,7 +916,7 @@
       <w:lvlText w:val="%2)"/>
       <w:lvlJc w:val="left"/>
       <w:pPr>
-        <w:ind w:left="1440" w:hanging="480"/>
+        <w:ind w:left="1440" w:hanging="360"/>
       </w:pPr>
     </w:lvl>
     <w:lvl w:ilvl="2">
@@ -949,7 +925,7 @@
       <w:lvlText w:val="%3)"/>
       <w:lvlJc w:val="left"/>
       <w:pPr>
-        <w:ind w:left="2160" w:hanging="480"/>
+        <w:ind w:left="2160" w:hanging="360"/>
       </w:pPr>
     </w:lvl>
     <w:lvl w:ilvl="3">
@@ -958,7 +934,7 @@
       <w:lvlText w:val="%4)"/>
       <w:lvlJc w:val="left"/>
       <w:pPr>
-        <w:ind w:left="2880" w:hanging="480"/>
+        <w:ind w:left="2880" w:hanging="360"/>
       </w:pPr>
     </w:lvl>
     <w:lvl w:ilvl="4">
@@ -967,7 +943,7 @@
       <w:lvlText w:val="%5)"/>
       <w:lvlJc w:val="left"/>
       <w:pPr>
-        <w:ind w:left="3600" w:hanging="480"/>
+        <w:ind w:left="3600" w:hanging="360"/>
       </w:pPr>
     </w:lvl>
     <w:lvl w:ilvl="5">
@@ -976,7 +952,7 @@
       <w:lvlText w:val="%6)"/>
       <w:lvlJc w:val="left"/>
       <w:pPr>
-        <w:ind w:left="4320" w:hanging="480"/>
+        <w:ind w:left="4320" w:hanging="360"/>
       </w:pPr>
     </w:lvl>
     <w:lvl w:ilvl="6">
@@ -985,7 +961,7 @@
       <w:lvlText w:val="%7)"/>
       <w:lvlJc w:val="left"/>
       <w:pPr>
-        <w:ind w:left="5040" w:hanging="480"/>
+        <w:ind w:left="5040" w:hanging="360"/>
       </w:pPr>
     </w:lvl>
     <w:lvl w:ilvl="7">
@@ -994,7 +970,7 @@
       <w:lvlText w:val="%8)"/>
       <w:lvlJc w:val="left"/>
       <w:pPr>
-        <w:ind w:left="5760" w:hanging="480"/>
+        <w:ind w:left="5760" w:hanging="360"/>
       </w:pPr>
     </w:lvl>
     <w:lvl w:ilvl="8">
@@ -1003,7 +979,7 @@
       <w:lvlText w:val="%9)"/>
       <w:lvlJc w:val="left"/>
       <w:pPr>
-        <w:ind w:left="6480" w:hanging="480"/>
+        <w:ind w:left="6480" w:hanging="360"/>
       </w:pPr>
     </w:lvl>
   </w:abstractNum>
@@ -1198,10 +1174,10 @@
   <w:docDefaults>
     <w:rPrDefault>
       <w:rPr>
-        <w:rFonts w:asciiTheme="minorHAnsi" w:cstheme="minorBidi" w:eastAsiaTheme="minorHAnsi" w:hAnsiTheme="minorHAnsi"/>
+        <w:rFonts w:asciiTheme="minorHAnsi" w:cstheme="minorBidi" w:eastAsiaTheme="minorEastAsia" w:hAnsiTheme="minorHAnsi"/>
         <w:sz w:val="24"/>
         <w:szCs w:val="24"/>
-        <w:lang w:bidi="ar-SA" w:eastAsia="en-US" w:val="es-ES"/>
+        <w:lang w:bidi="ar-SA" w:eastAsia="zh-CN" w:val="es-ES"/>
       </w:rPr>
     </w:rPrDefault>
     <w:pPrDefault>
@@ -1242,57 +1218,94 @@
     <w:name w:val="Title"/>
     <w:basedOn w:val="Normal"/>
     <w:next w:val="BodyText"/>
-    <w:qFormat/>
-    <w:pPr>
-      <w:keepNext/>
-      <w:keepLines/>
-      <w:spacing w:after="240" w:before="480"/>
+    <w:link w:val="TitleChar"/>
+    <w:uiPriority w:val="10"/>
+    <w:qFormat/>
+    <w:rsid w:val="00A10FD9"/>
+    <w:pPr>
+      <w:spacing w:after="80" w:line="240" w:lineRule="auto"/>
+      <w:contextualSpacing/>
       <w:jc w:val="center"/>
     </w:pPr>
     <w:rPr>
       <w:rFonts w:asciiTheme="majorHAnsi" w:cstheme="majorBidi" w:eastAsiaTheme="majorEastAsia" w:hAnsiTheme="majorHAnsi"/>
-      <w:b/>
-      <w:bCs/>
-      <w:color w:themeColor="accent1" w:themeShade="B5" w:val="345A8A"/>
-      <w:sz w:val="36"/>
-      <w:szCs w:val="36"/>
+      <w:sz w:val="56"/>
+      <w:szCs w:val="56"/>
+    </w:rPr>
+  </w:style>
+  <w:style w:customStyle="1" w:styleId="TitleChar" w:type="character">
+    <w:name w:val="Title Char"/>
+    <w:basedOn w:val="DefaultParagraphFont"/>
+    <w:link w:val="Title"/>
+    <w:uiPriority w:val="10"/>
+    <w:rsid w:val="00A10FD9"/>
+    <w:rPr>
+      <w:rFonts w:asciiTheme="majorHAnsi" w:cstheme="majorBidi" w:eastAsiaTheme="majorEastAsia" w:hAnsiTheme="majorHAnsi"/>
+      <w:sz w:val="56"/>
+      <w:szCs w:val="56"/>
     </w:rPr>
   </w:style>
   <w:style w:styleId="Subtitle" w:type="paragraph">
     <w:name w:val="Subtitle"/>
     <w:basedOn w:val="Title"/>
     <w:next w:val="BodyText"/>
+    <w:link w:val="SubtitleChar"/>
+    <w:uiPriority w:val="11"/>
+    <w:qFormat/>
+    <w:rsid w:val="00A10FD9"/>
+    <w:pPr>
+      <w:numPr>
+        <w:ilvl w:val="1"/>
+      </w:numPr>
+    </w:pPr>
+    <w:rPr>
+      <w:rFonts w:cstheme="majorBidi" w:eastAsiaTheme="majorEastAsia"/>
+      <w:spacing w:val="15"/>
+      <w:sz w:val="28"/>
+      <w:szCs w:val="28"/>
+    </w:rPr>
+  </w:style>
+  <w:style w:customStyle="1" w:styleId="SubtitleChar" w:type="character">
+    <w:name w:val="Subtitle Char"/>
+    <w:basedOn w:val="DefaultParagraphFont"/>
+    <w:link w:val="Subtitle"/>
+    <w:uiPriority w:val="11"/>
+    <w:rsid w:val="00A10FD9"/>
+    <w:rPr>
+      <w:rFonts w:cstheme="majorBidi" w:eastAsiaTheme="majorEastAsia"/>
+      <w:color w:themeColor="text1" w:themeTint="A6" w:val="595959"/>
+      <w:spacing w:val="15"/>
+      <w:sz w:val="28"/>
+      <w:szCs w:val="28"/>
+    </w:rPr>
+  </w:style>
+  <w:style w:customStyle="1" w:styleId="Author" w:type="paragraph">
+    <w:name w:val="Author"/>
+    <w:basedOn w:val="Title"/>
+    <w:next w:val="BodyText"/>
     <w:qFormat/>
     <w:pPr>
       <w:keepNext/>
       <w:keepLines/>
-      <w:spacing w:after="240" w:before="240"/>
-      <w:jc w:val="center"/>
-    </w:pPr>
-    <w:rPr>
-      <w:sz w:val="30"/>
-      <w:szCs w:val="30"/>
-    </w:rPr>
-  </w:style>
-  <w:style w:customStyle="1" w:styleId="Author" w:type="paragraph">
-    <w:name w:val="Author"/>
+    </w:pPr>
+    <w:rPr>
+      <w:sz w:val="24"/>
+      <w:szCs w:val="24"/>
+    </w:rPr>
+  </w:style>
+  <w:style w:styleId="Date" w:type="paragraph">
+    <w:name w:val="Date"/>
+    <w:basedOn w:val="Title"/>
     <w:next w:val="BodyText"/>
     <w:qFormat/>
     <w:pPr>
       <w:keepNext/>
       <w:keepLines/>
-      <w:jc w:val="center"/>
-    </w:pPr>
-  </w:style>
-  <w:style w:styleId="Date" w:type="paragraph">
-    <w:name w:val="Date"/>
-    <w:next w:val="BodyText"/>
-    <w:qFormat/>
-    <w:pPr>
-      <w:keepNext/>
-      <w:keepLines/>
-      <w:jc w:val="center"/>
-    </w:pPr>
+    </w:pPr>
+    <w:rPr>
+      <w:sz w:val="24"/>
+      <w:szCs w:val="24"/>
+    </w:rPr>
   </w:style>
   <w:style w:customStyle="1" w:styleId="AbstractTitle" w:type="paragraph">
     <w:name w:val="Abstract Title"/>
@@ -1307,7 +1320,6 @@
     </w:pPr>
     <w:rPr>
       <w:b/>
-      <w:color w:val="345A8A"/>
       <w:sz w:val="20"/>
       <w:szCs w:val="20"/>
     </w:rPr>
@@ -1336,191 +1348,321 @@
     <w:rPr/>
   </w:style>
   <w:style w:styleId="Heading1" w:type="paragraph">
-    <w:name w:val="Heading 1"/>
+    <w:name w:val="heading 1"/>
     <w:basedOn w:val="Normal"/>
     <w:next w:val="BodyText"/>
+    <w:link w:val="Heading1Char"/>
     <w:uiPriority w:val="9"/>
     <w:qFormat/>
+    <w:rsid w:val="00A10FD9"/>
     <w:pPr>
       <w:keepNext/>
       <w:keepLines/>
-      <w:spacing w:after="0" w:before="480"/>
+      <w:spacing w:after="80" w:before="360"/>
       <w:outlineLvl w:val="0"/>
     </w:pPr>
     <w:rPr>
       <w:rFonts w:asciiTheme="majorHAnsi" w:cstheme="majorBidi" w:eastAsiaTheme="majorEastAsia" w:hAnsiTheme="majorHAnsi"/>
-      <w:b/>
-      <w:bCs/>
-      <w:color w:themeColor="accent1" w:val="4F81BD"/>
+      <w:color w:themeColor="accent1" w:themeShade="BF" w:val="0F4761"/>
+      <w:sz w:val="40"/>
+      <w:szCs w:val="40"/>
+    </w:rPr>
+  </w:style>
+  <w:style w:styleId="Heading2" w:type="paragraph">
+    <w:name w:val="heading 2"/>
+    <w:basedOn w:val="Normal"/>
+    <w:next w:val="BodyText"/>
+    <w:link w:val="Heading2Char"/>
+    <w:uiPriority w:val="9"/>
+    <w:semiHidden/>
+    <w:unhideWhenUsed/>
+    <w:qFormat/>
+    <w:rsid w:val="00A10FD9"/>
+    <w:pPr>
+      <w:keepNext/>
+      <w:keepLines/>
+      <w:spacing w:after="80" w:before="160"/>
+      <w:outlineLvl w:val="1"/>
+    </w:pPr>
+    <w:rPr>
+      <w:rFonts w:asciiTheme="majorHAnsi" w:cstheme="majorBidi" w:eastAsiaTheme="majorEastAsia" w:hAnsiTheme="majorHAnsi"/>
+      <w:color w:themeColor="accent1" w:themeShade="BF" w:val="0F4761"/>
       <w:sz w:val="32"/>
       <w:szCs w:val="32"/>
     </w:rPr>
   </w:style>
-  <w:style w:styleId="Heading2" w:type="paragraph">
-    <w:name w:val="Heading 2"/>
+  <w:style w:styleId="Heading3" w:type="paragraph">
+    <w:name w:val="heading 3"/>
     <w:basedOn w:val="Normal"/>
     <w:next w:val="BodyText"/>
+    <w:link w:val="Heading3Char"/>
     <w:uiPriority w:val="9"/>
+    <w:semiHidden/>
     <w:unhideWhenUsed/>
     <w:qFormat/>
+    <w:rsid w:val="00A10FD9"/>
     <w:pPr>
       <w:keepNext/>
       <w:keepLines/>
-      <w:spacing w:after="0" w:before="200"/>
-      <w:outlineLvl w:val="1"/>
-    </w:pPr>
-    <w:rPr>
-      <w:rFonts w:asciiTheme="majorHAnsi" w:cstheme="majorBidi" w:eastAsiaTheme="majorEastAsia" w:hAnsiTheme="majorHAnsi"/>
-      <w:b/>
-      <w:bCs/>
-      <w:color w:themeColor="accent1" w:val="4F81BD"/>
+      <w:spacing w:after="80" w:before="160"/>
+      <w:outlineLvl w:val="2"/>
+    </w:pPr>
+    <w:rPr>
+      <w:rFonts w:cstheme="majorBidi" w:eastAsiaTheme="majorEastAsia"/>
+      <w:color w:themeColor="accent1" w:themeShade="BF" w:val="0F4761"/>
       <w:sz w:val="28"/>
       <w:szCs w:val="28"/>
     </w:rPr>
   </w:style>
-  <w:style w:styleId="Heading3" w:type="paragraph">
-    <w:name w:val="Heading 3"/>
+  <w:style w:styleId="Heading4" w:type="paragraph">
+    <w:name w:val="heading 4"/>
     <w:basedOn w:val="Normal"/>
     <w:next w:val="BodyText"/>
+    <w:link w:val="Heading4Char"/>
     <w:uiPriority w:val="9"/>
+    <w:semiHidden/>
     <w:unhideWhenUsed/>
     <w:qFormat/>
+    <w:rsid w:val="00A10FD9"/>
     <w:pPr>
       <w:keepNext/>
       <w:keepLines/>
-      <w:spacing w:after="0" w:before="200"/>
-      <w:outlineLvl w:val="2"/>
-    </w:pPr>
-    <w:rPr>
-      <w:rFonts w:asciiTheme="majorHAnsi" w:cstheme="majorBidi" w:eastAsiaTheme="majorEastAsia" w:hAnsiTheme="majorHAnsi"/>
-      <w:b/>
-      <w:bCs/>
-      <w:color w:themeColor="accent1" w:val="4F81BD"/>
-      <w:sz w:val="24"/>
-      <w:szCs w:val="24"/>
-    </w:rPr>
-  </w:style>
-  <w:style w:styleId="Heading4" w:type="paragraph">
-    <w:name w:val="Heading 4"/>
+      <w:spacing w:after="40" w:before="80"/>
+      <w:outlineLvl w:val="3"/>
+    </w:pPr>
+    <w:rPr>
+      <w:rFonts w:cstheme="majorBidi" w:eastAsiaTheme="majorEastAsia"/>
+      <w:i/>
+      <w:iCs/>
+      <w:color w:themeColor="accent1" w:themeShade="BF" w:val="0F4761"/>
+    </w:rPr>
+  </w:style>
+  <w:style w:styleId="Heading5" w:type="paragraph">
+    <w:name w:val="heading 5"/>
     <w:basedOn w:val="Normal"/>
     <w:next w:val="BodyText"/>
+    <w:link w:val="Heading5Char"/>
     <w:uiPriority w:val="9"/>
+    <w:semiHidden/>
     <w:unhideWhenUsed/>
     <w:qFormat/>
+    <w:rsid w:val="00A10FD9"/>
     <w:pPr>
       <w:keepNext/>
       <w:keepLines/>
-      <w:spacing w:after="0" w:before="200"/>
-      <w:outlineLvl w:val="3"/>
-    </w:pPr>
-    <w:rPr>
-      <w:rFonts w:asciiTheme="majorHAnsi" w:cstheme="majorBidi" w:eastAsiaTheme="majorEastAsia" w:hAnsiTheme="majorHAnsi"/>
-      <w:bCs/>
-      <w:i/>
-      <w:color w:themeColor="accent1" w:val="4F81BD"/>
-      <w:sz w:val="24"/>
-      <w:szCs w:val="24"/>
-    </w:rPr>
-  </w:style>
-  <w:style w:styleId="Heading5" w:type="paragraph">
-    <w:name w:val="Heading 5"/>
+      <w:spacing w:after="40" w:before="80"/>
+      <w:outlineLvl w:val="4"/>
+    </w:pPr>
+    <w:rPr>
+      <w:rFonts w:cstheme="majorBidi" w:eastAsiaTheme="majorEastAsia"/>
+      <w:color w:themeColor="accent1" w:themeShade="BF" w:val="0F4761"/>
+    </w:rPr>
+  </w:style>
+  <w:style w:styleId="Heading6" w:type="paragraph">
+    <w:name w:val="heading 6"/>
     <w:basedOn w:val="Normal"/>
     <w:next w:val="BodyText"/>
+    <w:link w:val="Heading6Char"/>
     <w:uiPriority w:val="9"/>
+    <w:semiHidden/>
     <w:unhideWhenUsed/>
     <w:qFormat/>
+    <w:rsid w:val="00A10FD9"/>
     <w:pPr>
       <w:keepNext/>
       <w:keepLines/>
-      <w:spacing w:after="0" w:before="200"/>
-      <w:outlineLvl w:val="4"/>
-    </w:pPr>
-    <w:rPr>
-      <w:rFonts w:asciiTheme="majorHAnsi" w:cstheme="majorBidi" w:eastAsiaTheme="majorEastAsia" w:hAnsiTheme="majorHAnsi"/>
+      <w:spacing w:after="0" w:before="40"/>
+      <w:outlineLvl w:val="5"/>
+    </w:pPr>
+    <w:rPr>
+      <w:rFonts w:cstheme="majorBidi" w:eastAsiaTheme="majorEastAsia"/>
+      <w:i/>
       <w:iCs/>
-      <w:color w:themeColor="accent1" w:val="4F81BD"/>
-      <w:sz w:val="24"/>
-      <w:szCs w:val="24"/>
-    </w:rPr>
-  </w:style>
-  <w:style w:styleId="Heading6" w:type="paragraph">
-    <w:name w:val="Heading 6"/>
+      <w:color w:themeColor="text1" w:themeTint="A6" w:val="595959"/>
+    </w:rPr>
+  </w:style>
+  <w:style w:styleId="Heading7" w:type="paragraph">
+    <w:name w:val="heading 7"/>
     <w:basedOn w:val="Normal"/>
     <w:next w:val="BodyText"/>
+    <w:link w:val="Heading7Char"/>
     <w:uiPriority w:val="9"/>
+    <w:semiHidden/>
     <w:unhideWhenUsed/>
     <w:qFormat/>
+    <w:rsid w:val="00A10FD9"/>
     <w:pPr>
       <w:keepNext/>
       <w:keepLines/>
-      <w:spacing w:after="0" w:before="200"/>
-      <w:outlineLvl w:val="5"/>
-    </w:pPr>
-    <w:rPr>
-      <w:rFonts w:asciiTheme="majorHAnsi" w:cstheme="majorBidi" w:eastAsiaTheme="majorEastAsia" w:hAnsiTheme="majorHAnsi"/>
-      <w:color w:themeColor="accent1" w:val="4F81BD"/>
-      <w:sz w:val="24"/>
-      <w:szCs w:val="24"/>
-    </w:rPr>
-  </w:style>
-  <w:style w:styleId="Heading7" w:type="paragraph">
-    <w:name w:val="Heading 7"/>
+      <w:spacing w:after="0" w:before="40"/>
+      <w:outlineLvl w:val="6"/>
+    </w:pPr>
+    <w:rPr>
+      <w:rFonts w:cstheme="majorBidi" w:eastAsiaTheme="majorEastAsia"/>
+      <w:color w:themeColor="text1" w:themeTint="A6" w:val="595959"/>
+    </w:rPr>
+  </w:style>
+  <w:style w:styleId="Heading8" w:type="paragraph">
+    <w:name w:val="heading 8"/>
     <w:basedOn w:val="Normal"/>
     <w:next w:val="BodyText"/>
+    <w:link w:val="Heading8Char"/>
     <w:uiPriority w:val="9"/>
+    <w:semiHidden/>
     <w:unhideWhenUsed/>
     <w:qFormat/>
+    <w:rsid w:val="00A10FD9"/>
     <w:pPr>
       <w:keepNext/>
       <w:keepLines/>
-      <w:spacing w:after="0" w:before="200"/>
-      <w:outlineLvl w:val="6"/>
-    </w:pPr>
-    <w:rPr>
-      <w:rFonts w:asciiTheme="majorHAnsi" w:cstheme="majorBidi" w:eastAsiaTheme="majorEastAsia" w:hAnsiTheme="majorHAnsi"/>
-      <w:color w:themeColor="accent1" w:val="4F81BD"/>
-      <w:sz w:val="24"/>
-      <w:szCs w:val="24"/>
-    </w:rPr>
-  </w:style>
-  <w:style w:styleId="Heading8" w:type="paragraph">
-    <w:name w:val="Heading 8"/>
+      <w:spacing w:after="0"/>
+      <w:outlineLvl w:val="7"/>
+    </w:pPr>
+    <w:rPr>
+      <w:rFonts w:cstheme="majorBidi" w:eastAsiaTheme="majorEastAsia"/>
+      <w:i/>
+      <w:iCs/>
+      <w:color w:themeColor="text1" w:themeTint="D8" w:val="272727"/>
+    </w:rPr>
+  </w:style>
+  <w:style w:styleId="Heading9" w:type="paragraph">
+    <w:name w:val="heading 9"/>
     <w:basedOn w:val="Normal"/>
     <w:next w:val="BodyText"/>
+    <w:link w:val="Heading9Char"/>
     <w:uiPriority w:val="9"/>
+    <w:semiHidden/>
     <w:unhideWhenUsed/>
     <w:qFormat/>
+    <w:rsid w:val="00A10FD9"/>
     <w:pPr>
       <w:keepNext/>
       <w:keepLines/>
-      <w:spacing w:after="0" w:before="200"/>
-      <w:outlineLvl w:val="7"/>
-    </w:pPr>
+      <w:spacing w:after="0"/>
+      <w:outlineLvl w:val="8"/>
+    </w:pPr>
+    <w:rPr>
+      <w:rFonts w:cstheme="majorBidi" w:eastAsiaTheme="majorEastAsia"/>
+      <w:color w:themeColor="text1" w:themeTint="D8" w:val="272727"/>
+    </w:rPr>
+  </w:style>
+  <w:style w:customStyle="1" w:styleId="Heading1Char" w:type="character">
+    <w:name w:val="Heading 1 Char"/>
+    <w:basedOn w:val="DefaultParagraphFont"/>
+    <w:link w:val="Heading1"/>
+    <w:uiPriority w:val="9"/>
+    <w:rsid w:val="00A10FD9"/>
     <w:rPr>
       <w:rFonts w:asciiTheme="majorHAnsi" w:cstheme="majorBidi" w:eastAsiaTheme="majorEastAsia" w:hAnsiTheme="majorHAnsi"/>
-      <w:color w:themeColor="accent1" w:val="4F81BD"/>
-      <w:sz w:val="24"/>
-      <w:szCs w:val="24"/>
-    </w:rPr>
-  </w:style>
-  <w:style w:styleId="Heading9" w:type="paragraph">
-    <w:name w:val="Heading 9"/>
-    <w:basedOn w:val="Normal"/>
-    <w:next w:val="BodyText"/>
+      <w:color w:themeColor="accent1" w:themeShade="BF" w:val="0F4761"/>
+      <w:sz w:val="40"/>
+      <w:szCs w:val="40"/>
+    </w:rPr>
+  </w:style>
+  <w:style w:customStyle="1" w:styleId="Heading2Char" w:type="character">
+    <w:name w:val="Heading 2 Char"/>
+    <w:basedOn w:val="DefaultParagraphFont"/>
+    <w:link w:val="Heading2"/>
     <w:uiPriority w:val="9"/>
-    <w:unhideWhenUsed/>
-    <w:qFormat/>
-    <w:pPr>
-      <w:keepNext/>
-      <w:keepLines/>
-      <w:spacing w:after="0" w:before="200"/>
-      <w:outlineLvl w:val="8"/>
-    </w:pPr>
+    <w:semiHidden/>
+    <w:rsid w:val="00A10FD9"/>
     <w:rPr>
       <w:rFonts w:asciiTheme="majorHAnsi" w:cstheme="majorBidi" w:eastAsiaTheme="majorEastAsia" w:hAnsiTheme="majorHAnsi"/>
-      <w:color w:themeColor="accent1" w:val="4F81BD"/>
-      <w:sz w:val="24"/>
-      <w:szCs w:val="24"/>
+      <w:color w:themeColor="accent1" w:themeShade="BF" w:val="0F4761"/>
+      <w:sz w:val="32"/>
+      <w:szCs w:val="32"/>
+    </w:rPr>
+  </w:style>
+  <w:style w:customStyle="1" w:styleId="Heading3Char" w:type="character">
+    <w:name w:val="Heading 3 Char"/>
+    <w:basedOn w:val="DefaultParagraphFont"/>
+    <w:link w:val="Heading3"/>
+    <w:uiPriority w:val="9"/>
+    <w:semiHidden/>
+    <w:rsid w:val="00A10FD9"/>
+    <w:rPr>
+      <w:rFonts w:cstheme="majorBidi" w:eastAsiaTheme="majorEastAsia"/>
+      <w:color w:themeColor="accent1" w:themeShade="BF" w:val="0F4761"/>
+      <w:sz w:val="28"/>
+      <w:szCs w:val="28"/>
+    </w:rPr>
+  </w:style>
+  <w:style w:customStyle="1" w:styleId="Heading4Char" w:type="character">
+    <w:name w:val="Heading 4 Char"/>
+    <w:basedOn w:val="DefaultParagraphFont"/>
+    <w:link w:val="Heading4"/>
+    <w:uiPriority w:val="9"/>
+    <w:semiHidden/>
+    <w:rsid w:val="00A10FD9"/>
+    <w:rPr>
+      <w:rFonts w:cstheme="majorBidi" w:eastAsiaTheme="majorEastAsia"/>
+      <w:i/>
+      <w:iCs/>
+      <w:color w:themeColor="accent1" w:themeShade="BF" w:val="0F4761"/>
+    </w:rPr>
+  </w:style>
+  <w:style w:customStyle="1" w:styleId="Heading5Char" w:type="character">
+    <w:name w:val="Heading 5 Char"/>
+    <w:basedOn w:val="DefaultParagraphFont"/>
+    <w:link w:val="Heading5"/>
+    <w:uiPriority w:val="9"/>
+    <w:semiHidden/>
+    <w:rsid w:val="00A10FD9"/>
+    <w:rPr>
+      <w:rFonts w:cstheme="majorBidi" w:eastAsiaTheme="majorEastAsia"/>
+      <w:color w:themeColor="accent1" w:themeShade="BF" w:val="0F4761"/>
+    </w:rPr>
+  </w:style>
+  <w:style w:customStyle="1" w:styleId="Heading6Char" w:type="character">
+    <w:name w:val="Heading 6 Char"/>
+    <w:basedOn w:val="DefaultParagraphFont"/>
+    <w:link w:val="Heading6"/>
+    <w:uiPriority w:val="9"/>
+    <w:semiHidden/>
+    <w:rsid w:val="00A10FD9"/>
+    <w:rPr>
+      <w:rFonts w:cstheme="majorBidi" w:eastAsiaTheme="majorEastAsia"/>
+      <w:i/>
+      <w:iCs/>
+      <w:color w:themeColor="text1" w:themeTint="A6" w:val="595959"/>
+    </w:rPr>
+  </w:style>
+  <w:style w:customStyle="1" w:styleId="Heading7Char" w:type="character">
+    <w:name w:val="Heading 7 Char"/>
+    <w:basedOn w:val="DefaultParagraphFont"/>
+    <w:link w:val="Heading7"/>
+    <w:uiPriority w:val="9"/>
+    <w:semiHidden/>
+    <w:rsid w:val="00A10FD9"/>
+    <w:rPr>
+      <w:rFonts w:cstheme="majorBidi" w:eastAsiaTheme="majorEastAsia"/>
+      <w:color w:themeColor="text1" w:themeTint="A6" w:val="595959"/>
+    </w:rPr>
+  </w:style>
+  <w:style w:customStyle="1" w:styleId="Heading8Char" w:type="character">
+    <w:name w:val="Heading 8 Char"/>
+    <w:basedOn w:val="DefaultParagraphFont"/>
+    <w:link w:val="Heading8"/>
+    <w:uiPriority w:val="9"/>
+    <w:semiHidden/>
+    <w:rsid w:val="00A10FD9"/>
+    <w:rPr>
+      <w:rFonts w:cstheme="majorBidi" w:eastAsiaTheme="majorEastAsia"/>
+      <w:i/>
+      <w:iCs/>
+      <w:color w:themeColor="text1" w:themeTint="D8" w:val="272727"/>
+    </w:rPr>
+  </w:style>
+  <w:style w:customStyle="1" w:styleId="Heading9Char" w:type="character">
+    <w:name w:val="Heading 9 Char"/>
+    <w:basedOn w:val="DefaultParagraphFont"/>
+    <w:link w:val="Heading9"/>
+    <w:uiPriority w:val="9"/>
+    <w:semiHidden/>
+    <w:rsid w:val="00A10FD9"/>
+    <w:rPr>
+      <w:rFonts w:cstheme="majorBidi" w:eastAsiaTheme="majorEastAsia"/>
+      <w:color w:themeColor="text1" w:themeTint="D8" w:val="272727"/>
     </w:rPr>
   </w:style>
   <w:style w:styleId="BlockText" w:type="paragraph">
@@ -1545,8 +1687,8 @@
   </w:style>
   <w:style w:styleId="FootnoteBlockText" w:type="paragraph">
     <w:name w:val="Footnote Block Text"/>
-    <w:basedOn w:val="Footnote Text"/>
-    <w:next w:val="Footnote Text"/>
+    <w:basedOn w:val="FootnoteText"/>
+    <w:next w:val="FootnoteText"/>
     <w:uiPriority w:val="9"/>
     <w:unhideWhenUsed/>
     <w:qFormat/>
@@ -1576,13 +1718,6 @@
       </w:tblCellMar>
     </w:tblPr>
     <w:tblStylePr w:type="firstRow">
-      <w:tblPr>
-        <w:jc w:val="left"/>
-        <w:tblInd w:type="dxa" w:w="0"/>
-      </w:tblPr>
-      <w:trPr>
-        <w:jc w:val="left"/>
-      </w:trPr>
       <w:tcPr>
         <w:tcBorders>
           <w:bottom w:val="single"/>
@@ -1938,44 +2073,44 @@
         <a:sysClr val="window" lastClr="FFFFFF"/>
       </a:lt1>
       <a:dk2>
-        <a:srgbClr val="1F497D"/>
+        <a:srgbClr val="0E2841"/>
       </a:dk2>
       <a:lt2>
-        <a:srgbClr val="EEECE1"/>
+        <a:srgbClr val="E8E8E8"/>
       </a:lt2>
       <a:accent1>
-        <a:srgbClr val="4F81BD"/>
+        <a:srgbClr val="156082"/>
       </a:accent1>
       <a:accent2>
-        <a:srgbClr val="C0504D"/>
+        <a:srgbClr val="E97132"/>
       </a:accent2>
       <a:accent3>
-        <a:srgbClr val="9BBB59"/>
+        <a:srgbClr val="196B24"/>
       </a:accent3>
       <a:accent4>
-        <a:srgbClr val="8064A2"/>
+        <a:srgbClr val="0F9ED5"/>
       </a:accent4>
       <a:accent5>
-        <a:srgbClr val="4BACC6"/>
+        <a:srgbClr val="A02B93"/>
       </a:accent5>
       <a:accent6>
-        <a:srgbClr val="F79646"/>
+        <a:srgbClr val="4EA72E"/>
       </a:accent6>
       <a:hlink>
-        <a:srgbClr val="0000FF"/>
+        <a:srgbClr val="467886"/>
       </a:hlink>
       <a:folHlink>
-        <a:srgbClr val="800080"/>
+        <a:srgbClr val="96607D"/>
       </a:folHlink>
     </a:clrScheme>
     <a:fontScheme name="Office">
       <a:majorFont>
-        <a:latin typeface="Calibri"/>
+        <a:latin typeface="Aptos Display" panose="02110004020202020204"/>
         <a:ea typeface=""/>
         <a:cs typeface=""/>
-        <a:font script="Jpan" typeface="ＭＳ ゴシック"/>
+        <a:font script="Jpan" typeface="游ゴシック Light"/>
         <a:font script="Hang" typeface="맑은 고딕"/>
-        <a:font script="Hans" typeface="宋体"/>
+        <a:font script="Hans" typeface="等线 Light"/>
         <a:font script="Hant" typeface="新細明體"/>
         <a:font script="Arab" typeface="Times New Roman"/>
         <a:font script="Hebr" typeface="Times New Roman"/>
@@ -2002,14 +2137,32 @@
         <a:font script="Mong" typeface="Mongolian Baiti"/>
         <a:font script="Viet" typeface="Times New Roman"/>
         <a:font script="Uigh" typeface="Microsoft Uighur"/>
+        <a:font script="Geor" typeface="Sylfaen"/>
+        <a:font script="Armn" typeface="Arial"/>
+        <a:font script="Bugi" typeface="Leelawadee UI"/>
+        <a:font script="Bopo" typeface="Microsoft JhengHei"/>
+        <a:font script="Java" typeface="Javanese Text"/>
+        <a:font script="Lisu" typeface="Segoe UI"/>
+        <a:font script="Mymr" typeface="Myanmar Text"/>
+        <a:font script="Nkoo" typeface="Ebrima"/>
+        <a:font script="Olck" typeface="Nirmala UI"/>
+        <a:font script="Osma" typeface="Ebrima"/>
+        <a:font script="Phag" typeface="Phagspa"/>
+        <a:font script="Syrn" typeface="Estrangelo Edessa"/>
+        <a:font script="Syrj" typeface="Estrangelo Edessa"/>
+        <a:font script="Syre" typeface="Estrangelo Edessa"/>
+        <a:font script="Sora" typeface="Nirmala UI"/>
+        <a:font script="Tale" typeface="Microsoft Tai Le"/>
+        <a:font script="Talu" typeface="Microsoft New Tai Lue"/>
+        <a:font script="Tfng" typeface="Ebrima"/>
       </a:majorFont>
       <a:minorFont>
-        <a:latin typeface="Cambria"/>
+        <a:latin typeface="Aptos" panose="02110004020202020204"/>
         <a:ea typeface=""/>
         <a:cs typeface=""/>
-        <a:font script="Jpan" typeface="ＭＳ 明朝"/>
+        <a:font script="Jpan" typeface="游明朝"/>
         <a:font script="Hang" typeface="맑은 고딕"/>
-        <a:font script="Hans" typeface="宋体"/>
+        <a:font script="Hans" typeface="等线"/>
         <a:font script="Hant" typeface="新細明體"/>
         <a:font script="Arab" typeface="Arial"/>
         <a:font script="Hebr" typeface="Arial"/>
@@ -2036,6 +2189,24 @@
         <a:font script="Mong" typeface="Mongolian Baiti"/>
         <a:font script="Viet" typeface="Arial"/>
         <a:font script="Uigh" typeface="Microsoft Uighur"/>
+        <a:font script="Geor" typeface="Sylfaen"/>
+        <a:font script="Armn" typeface="Arial"/>
+        <a:font script="Bugi" typeface="Leelawadee UI"/>
+        <a:font script="Bopo" typeface="Microsoft JhengHei"/>
+        <a:font script="Java" typeface="Javanese Text"/>
+        <a:font script="Lisu" typeface="Segoe UI"/>
+        <a:font script="Mymr" typeface="Myanmar Text"/>
+        <a:font script="Nkoo" typeface="Ebrima"/>
+        <a:font script="Olck" typeface="Nirmala UI"/>
+        <a:font script="Osma" typeface="Ebrima"/>
+        <a:font script="Phag" typeface="Phagspa"/>
+        <a:font script="Syrn" typeface="Estrangelo Edessa"/>
+        <a:font script="Syrj" typeface="Estrangelo Edessa"/>
+        <a:font script="Syre" typeface="Estrangelo Edessa"/>
+        <a:font script="Sora" typeface="Nirmala UI"/>
+        <a:font script="Tale" typeface="Microsoft Tai Le"/>
+        <a:font script="Talu" typeface="Microsoft New Tai Lue"/>
+        <a:font script="Tfng" typeface="Ebrima"/>
       </a:minorFont>
     </a:fontScheme>
     <a:fmtScheme name="Office">
@@ -2047,200 +2218,141 @@
           <a:gsLst>
             <a:gs pos="0">
               <a:schemeClr val="phClr">
-                <a:tint val="50000"/>
-                <a:satMod val="300000"/>
+                <a:lumMod val="110000"/>
+                <a:satMod val="105000"/>
+                <a:tint val="67000"/>
               </a:schemeClr>
             </a:gs>
-            <a:gs pos="35000">
+            <a:gs pos="50000">
               <a:schemeClr val="phClr">
-                <a:tint val="37000"/>
-                <a:satMod val="300000"/>
+                <a:lumMod val="105000"/>
+                <a:satMod val="103000"/>
+                <a:tint val="73000"/>
               </a:schemeClr>
             </a:gs>
             <a:gs pos="100000">
               <a:schemeClr val="phClr">
-                <a:tint val="15000"/>
-                <a:satMod val="350000"/>
+                <a:lumMod val="105000"/>
+                <a:satMod val="109000"/>
+                <a:tint val="81000"/>
               </a:schemeClr>
             </a:gs>
           </a:gsLst>
-          <a:lin ang="16200000" scaled="1"/>
+          <a:lin ang="5400000" scaled="0"/>
         </a:gradFill>
         <a:gradFill rotWithShape="1">
           <a:gsLst>
             <a:gs pos="0">
               <a:schemeClr val="phClr">
-                <a:tint val="100000"/>
+                <a:satMod val="103000"/>
+                <a:lumMod val="102000"/>
+                <a:tint val="94000"/>
+              </a:schemeClr>
+            </a:gs>
+            <a:gs pos="50000">
+              <a:schemeClr val="phClr">
+                <a:satMod val="110000"/>
+                <a:lumMod val="100000"/>
                 <a:shade val="100000"/>
-                <a:satMod val="130000"/>
               </a:schemeClr>
             </a:gs>
             <a:gs pos="100000">
               <a:schemeClr val="phClr">
-                <a:tint val="50000"/>
-                <a:shade val="100000"/>
-                <a:satMod val="350000"/>
+                <a:lumMod val="99000"/>
+                <a:satMod val="120000"/>
+                <a:shade val="78000"/>
               </a:schemeClr>
             </a:gs>
           </a:gsLst>
-          <a:lin ang="16200000" scaled="0"/>
+          <a:lin ang="5400000" scaled="0"/>
         </a:gradFill>
       </a:fillStyleLst>
       <a:lnStyleLst>
-        <a:ln w="9525" cap="flat" cmpd="sng" algn="ctr">
-          <a:solidFill>
-            <a:schemeClr val="phClr">
-              <a:shade val="95000"/>
-              <a:satMod val="105000"/>
-            </a:schemeClr>
-          </a:solidFill>
-          <a:prstDash val="solid"/>
-        </a:ln>
-        <a:ln w="25400" cap="flat" cmpd="sng" algn="ctr">
+        <a:ln w="6350" cap="flat" cmpd="sng" algn="ctr">
           <a:solidFill>
             <a:schemeClr val="phClr"/>
           </a:solidFill>
           <a:prstDash val="solid"/>
+          <a:miter lim="800000"/>
         </a:ln>
-        <a:ln w="38100" cap="flat" cmpd="sng" algn="ctr">
+        <a:ln w="12700" cap="flat" cmpd="sng" algn="ctr">
           <a:solidFill>
             <a:schemeClr val="phClr"/>
           </a:solidFill>
           <a:prstDash val="solid"/>
+          <a:miter lim="800000"/>
+        </a:ln>
+        <a:ln w="19050" cap="flat" cmpd="sng" algn="ctr">
+          <a:solidFill>
+            <a:schemeClr val="phClr"/>
+          </a:solidFill>
+          <a:prstDash val="solid"/>
+          <a:miter lim="800000"/>
         </a:ln>
       </a:lnStyleLst>
       <a:effectStyleLst>
         <a:effectStyle>
+          <a:effectLst/>
+        </a:effectStyle>
+        <a:effectStyle>
+          <a:effectLst/>
+        </a:effectStyle>
+        <a:effectStyle>
           <a:effectLst>
-            <a:outerShdw blurRad="40000" dist="20000" dir="5400000" rotWithShape="0">
+            <a:outerShdw blurRad="57150" dist="19050" dir="5400000" algn="ctr" rotWithShape="0">
               <a:srgbClr val="000000">
-                <a:alpha val="38000"/>
+                <a:alpha val="63000"/>
               </a:srgbClr>
             </a:outerShdw>
           </a:effectLst>
-        </a:effectStyle>
-        <a:effectStyle>
-          <a:effectLst>
-            <a:outerShdw blurRad="40000" dist="23000" dir="5400000" rotWithShape="0">
-              <a:srgbClr val="000000">
-                <a:alpha val="35000"/>
-              </a:srgbClr>
-            </a:outerShdw>
-          </a:effectLst>
-        </a:effectStyle>
-        <a:effectStyle>
-          <a:effectLst>
-            <a:outerShdw blurRad="40000" dist="23000" dir="5400000" rotWithShape="0">
-              <a:srgbClr val="000000">
-                <a:alpha val="35000"/>
-              </a:srgbClr>
-            </a:outerShdw>
-          </a:effectLst>
-          <a:scene3d>
-            <a:camera prst="orthographicFront">
-              <a:rot lat="0" lon="0" rev="0"/>
-            </a:camera>
-            <a:lightRig rig="threePt" dir="t">
-              <a:rot lat="0" lon="0" rev="1200000"/>
-            </a:lightRig>
-          </a:scene3d>
-          <a:sp3d>
-            <a:bevelT w="63500" h="25400"/>
-          </a:sp3d>
         </a:effectStyle>
       </a:effectStyleLst>
       <a:bgFillStyleLst>
         <a:solidFill>
           <a:schemeClr val="phClr"/>
         </a:solidFill>
+        <a:solidFill>
+          <a:schemeClr val="phClr">
+            <a:tint val="95000"/>
+            <a:satMod val="170000"/>
+          </a:schemeClr>
+        </a:solidFill>
         <a:gradFill rotWithShape="1">
           <a:gsLst>
             <a:gs pos="0">
               <a:schemeClr val="phClr">
-                <a:tint val="40000"/>
-                <a:satMod val="350000"/>
+                <a:tint val="93000"/>
+                <a:satMod val="150000"/>
+                <a:shade val="98000"/>
+                <a:lumMod val="102000"/>
               </a:schemeClr>
             </a:gs>
-            <a:gs pos="40000">
+            <a:gs pos="50000">
               <a:schemeClr val="phClr">
-                <a:tint val="45000"/>
-                <a:shade val="99000"/>
-                <a:satMod val="350000"/>
+                <a:tint val="98000"/>
+                <a:satMod val="130000"/>
+                <a:shade val="90000"/>
+                <a:lumMod val="103000"/>
               </a:schemeClr>
             </a:gs>
             <a:gs pos="100000">
               <a:schemeClr val="phClr">
-                <a:shade val="20000"/>
-                <a:satMod val="255000"/>
+                <a:shade val="63000"/>
+                <a:satMod val="120000"/>
               </a:schemeClr>
             </a:gs>
           </a:gsLst>
-          <a:path path="circle">
-            <a:fillToRect l="50000" t="-80000" r="50000" b="180000"/>
-          </a:path>
-        </a:gradFill>
-        <a:gradFill rotWithShape="1">
-          <a:gsLst>
-            <a:gs pos="0">
-              <a:schemeClr val="phClr">
-                <a:tint val="80000"/>
-                <a:satMod val="300000"/>
-              </a:schemeClr>
-            </a:gs>
-            <a:gs pos="100000">
-              <a:schemeClr val="phClr">
-                <a:shade val="30000"/>
-                <a:satMod val="200000"/>
-              </a:schemeClr>
-            </a:gs>
-          </a:gsLst>
-          <a:path path="circle">
-            <a:fillToRect l="50000" t="50000" r="50000" b="50000"/>
-          </a:path>
+          <a:lin ang="5400000" scaled="0"/>
         </a:gradFill>
       </a:bgFillStyleLst>
     </a:fmtScheme>
   </a:themeElements>
-  <a:objectDefaults>
-    <a:spDef>
-      <a:spPr/>
-      <a:bodyPr/>
-      <a:lstStyle/>
-      <a:style>
-        <a:lnRef idx="1">
-          <a:schemeClr val="accent1"/>
-        </a:lnRef>
-        <a:fillRef idx="3">
-          <a:schemeClr val="accent1"/>
-        </a:fillRef>
-        <a:effectRef idx="2">
-          <a:schemeClr val="accent1"/>
-        </a:effectRef>
-        <a:fontRef idx="minor">
-          <a:schemeClr val="lt1"/>
-        </a:fontRef>
-      </a:style>
-    </a:spDef>
-    <a:lnDef>
-      <a:spPr/>
-      <a:bodyPr/>
-      <a:lstStyle/>
-      <a:style>
-        <a:lnRef idx="2">
-          <a:schemeClr val="accent1"/>
-        </a:lnRef>
-        <a:fillRef idx="0">
-          <a:schemeClr val="accent1"/>
-        </a:fillRef>
-        <a:effectRef idx="1">
-          <a:schemeClr val="accent1"/>
-        </a:effectRef>
-        <a:fontRef idx="minor">
-          <a:schemeClr val="tx1"/>
-        </a:fontRef>
-      </a:style>
-    </a:lnDef>
-  </a:objectDefaults>
+  <a:objectDefaults/>
   <a:extraClrSchemeLst/>
+  <a:extLst>
+    <a:ext uri="{05A4C25C-085E-4340-85A3-A5531E510DB2}">
+      <thm15:themeFamily xmlns:thm15="http://schemas.microsoft.com/office/thememl/2012/main" name="Office Theme" id="{2E142A2C-CD16-42D6-873A-C26D2A0506FA}" vid="{1BDDFF52-6CD6-40A5-AB3C-68EB2F1E4D0A}"/>
+    </a:ext>
+  </a:extLst>
 </a:theme>
 </file>